--- a/06-学生侧材料/讲义/2026-06-23-物化综合计算.docx
+++ b/06-学生侧材料/讲义/2026-06-23-物化综合计算.docx
@@ -2,7 +2,7 @@
 <file path=word/document.xml><?xml version="1.0" encoding="utf-8"?>
 <w:document xmlns:w="http://schemas.openxmlformats.org/wordprocessingml/2006/main" xmlns:m="http://schemas.openxmlformats.org/officeDocument/2006/math" xmlns:r="http://schemas.openxmlformats.org/officeDocument/2006/relationships" xmlns:o="urn:schemas-microsoft-com:office:office" xmlns:v="urn:schemas-microsoft-com:vml" xmlns:w10="urn:schemas-microsoft-com:office:word" xmlns:a="http://schemas.openxmlformats.org/drawingml/2006/main" xmlns:pic="http://schemas.openxmlformats.org/drawingml/2006/picture" xmlns:wp="http://schemas.openxmlformats.org/drawingml/2006/wordprocessingDrawing">
   <w:body>
-    <w:bookmarkStart w:id="40" w:name="物化综合计算冲刺班"/>
+    <w:bookmarkStart w:id="46" w:name="物化综合计算冲刺班"/>
     <w:p>
       <w:pPr>
         <w:pStyle w:val="Heading1"/>
@@ -64,6 +64,14 @@
         <w:t xml:space="preserve">：04-课件/学生讲义/2026-06-23-热力学与平衡深化（</w:t>
       </w:r>
       <m:oMath>
+        <m:oMathPr>
+          <m:ctrlPr>
+            <w:rPr>
+              <w:sz w:val="28"/>
+              <w:szCs w:val="28"/>
+            </w:rPr>
+          </m:ctrlPr>
+        </m:oMathPr>
         <m:r>
           <m:rPr>
             <m:sty m:val="p"/>
@@ -186,11 +194,27 @@
         <w:pStyle w:val="BlockText"/>
       </w:pPr>
       <w:r>
-        <w:rPr>
+        <w:t xml:space="preserve">** </w:t>
+      </w:r>
+      <w:r>
+        <w:rPr>
+          <w:rFonts w:hint="eastAsia" w:eastAsia="SimSun" w:ascii="Times New Roman" w:hAnsi="Times New Roman"/>
+        </w:rPr>
+        <w:t xml:space="preserve">本讲假设</w:t>
+      </w:r>
+      <w:r>
+        <w:rPr>
+          <w:rFonts w:hint="eastAsia" w:eastAsia="SimSun" w:ascii="Times New Roman" w:hAnsi="Times New Roman"/>
           <w:b/>
           <w:bCs/>
         </w:rPr>
-        <w:t xml:space="preserve">⚠️ </w:t>
+        <w:t xml:space="preserve">：学生已在前三轮系统学过热力学、电化学、动力学各模块基础。本讲不做概念回顾，只做</w:t>
+      </w:r>
+      <w:r>
+        <w:rPr>
+          <w:rFonts w:hint="eastAsia" w:eastAsia="SimSun" w:ascii="Times New Roman" w:hAnsi="Times New Roman"/>
+        </w:rPr>
+        <w:t xml:space="preserve">跨模块计算链搭建</w:t>
       </w:r>
       <w:r>
         <w:rPr>
@@ -198,38 +222,13 @@
           <w:b/>
           <w:bCs/>
         </w:rPr>
-        <w:t xml:space="preserve">本讲假设</w:t>
-      </w:r>
-      <w:r>
-        <w:rPr>
-          <w:rFonts w:hint="eastAsia" w:eastAsia="SimSun" w:ascii="Times New Roman" w:hAnsi="Times New Roman"/>
-        </w:rPr>
-        <w:t xml:space="preserve">：学生已在前三轮系统学过热力学、电化学、动力学各模块基础。本讲不做概念回顾，只做</w:t>
-      </w:r>
-      <w:r>
-        <w:rPr>
-          <w:rFonts w:hint="eastAsia" w:eastAsia="SimSun" w:ascii="Times New Roman" w:hAnsi="Times New Roman"/>
-          <w:b/>
-          <w:bCs/>
-        </w:rPr>
-        <w:t xml:space="preserve">跨模块计算链搭建</w:t>
-      </w:r>
-      <w:r>
-        <w:rPr>
-          <w:rFonts w:hint="eastAsia" w:eastAsia="SimSun" w:ascii="Times New Roman" w:hAnsi="Times New Roman"/>
-        </w:rPr>
         <w:t xml:space="preserve">和</w:t>
       </w:r>
       <w:r>
         <w:rPr>
           <w:rFonts w:hint="eastAsia" w:eastAsia="SimSun" w:ascii="Times New Roman" w:hAnsi="Times New Roman"/>
-          <w:b/>
-          <w:bCs/>
-        </w:rPr>
-        <w:t xml:space="preserve">竞赛级综合题实战</w:t>
-      </w:r>
-      <w:r>
-        <w:t xml:space="preserve">。</w:t>
+        </w:rPr>
+        <w:t xml:space="preserve">竞赛级综合题实战**。</w:t>
       </w:r>
     </w:p>
     <w:p>
@@ -841,7 +840,7 @@
           <w:p>
             <w:pPr>
               <w:pStyle w:val="Compact"/>
-              <w:jc w:val="left"/>
+              <w:jc w:val="center"/>
             </w:pPr>
             <w:r>
               <w:rPr>
@@ -857,7 +856,7 @@
           <w:p>
             <w:pPr>
               <w:pStyle w:val="Compact"/>
-              <w:jc w:val="left"/>
+              <w:jc w:val="center"/>
             </w:pPr>
             <w:r>
               <w:rPr>
@@ -891,7 +890,7 @@
           <w:p>
             <w:pPr>
               <w:pStyle w:val="Compact"/>
-              <w:jc w:val="left"/>
+              <w:jc w:val="center"/>
             </w:pPr>
             <m:oMath>
               <m:r>
@@ -923,7 +922,7 @@
           <w:p>
             <w:pPr>
               <w:pStyle w:val="Compact"/>
-              <w:jc w:val="left"/>
+              <w:jc w:val="center"/>
             </w:pPr>
             <w:r>
               <w:rPr>
@@ -1044,7 +1043,7 @@
           <w:p>
             <w:pPr>
               <w:pStyle w:val="Compact"/>
-              <w:jc w:val="left"/>
+              <w:jc w:val="center"/>
             </w:pPr>
             <m:oMath>
               <m:r>
@@ -1058,7 +1057,7 @@
           <w:p>
             <w:pPr>
               <w:pStyle w:val="Compact"/>
-              <w:jc w:val="left"/>
+              <w:jc w:val="center"/>
             </w:pPr>
             <w:r>
               <w:rPr>
@@ -1137,7 +1136,7 @@
           <w:p>
             <w:pPr>
               <w:pStyle w:val="Compact"/>
-              <w:jc w:val="left"/>
+              <w:jc w:val="center"/>
             </w:pPr>
             <m:oMath>
               <m:r>
@@ -1189,7 +1188,7 @@
           <w:p>
             <w:pPr>
               <w:pStyle w:val="Compact"/>
-              <w:jc w:val="left"/>
+              <w:jc w:val="center"/>
             </w:pPr>
             <w:r>
               <w:rPr>
@@ -1274,12 +1273,6 @@
         <w:pStyle w:val="BlockText"/>
       </w:pPr>
       <w:r>
-        <w:t xml:space="preserve">💡</w:t>
-      </w:r>
-      <w:r>
-        <w:t xml:space="preserve"> </w:t>
-      </w:r>
-      <w:r>
         <w:rPr>
           <w:rFonts w:hint="eastAsia" w:eastAsia="SimSun" w:ascii="Times New Roman" w:hAnsi="Times New Roman"/>
           <w:b/>
@@ -1474,7 +1467,7 @@
     </w:p>
     <w:bookmarkEnd w:id="11"/>
     <w:bookmarkEnd w:id="12"/>
-    <w:bookmarkStart w:id="16" w:name="二热化学计算综合循环思维"/>
+    <w:bookmarkStart w:id="19" w:name="二热化学计算综合循环思维"/>
     <w:p>
       <w:pPr>
         <w:pStyle w:val="Heading2"/>
@@ -1534,7 +1527,7 @@
           <w:p>
             <w:pPr>
               <w:pStyle w:val="Compact"/>
-              <w:jc w:val="left"/>
+              <w:jc w:val="center"/>
             </w:pPr>
             <w:r>
               <w:rPr>
@@ -1550,7 +1543,7 @@
           <w:p>
             <w:pPr>
               <w:pStyle w:val="Compact"/>
-              <w:jc w:val="left"/>
+              <w:jc w:val="center"/>
             </w:pPr>
             <w:r>
               <w:rPr>
@@ -1566,7 +1559,7 @@
           <w:p>
             <w:pPr>
               <w:pStyle w:val="Compact"/>
-              <w:jc w:val="left"/>
+              <w:jc w:val="center"/>
             </w:pPr>
             <w:r>
               <w:rPr>
@@ -1600,7 +1593,7 @@
           <w:p>
             <w:pPr>
               <w:pStyle w:val="Compact"/>
-              <w:jc w:val="left"/>
+              <w:jc w:val="center"/>
             </w:pPr>
             <w:r>
               <w:rPr>
@@ -1655,7 +1648,7 @@
           <w:p>
             <w:pPr>
               <w:pStyle w:val="Compact"/>
-              <w:jc w:val="left"/>
+              <w:jc w:val="center"/>
             </w:pPr>
             <w:r>
               <w:rPr>
@@ -1676,7 +1669,7 @@
           <w:p>
             <w:pPr>
               <w:pStyle w:val="Compact"/>
-              <w:jc w:val="left"/>
+              <w:jc w:val="center"/>
             </w:pPr>
             <w:r>
               <w:rPr>
@@ -1900,7 +1893,7 @@
           <w:p>
             <w:pPr>
               <w:pStyle w:val="Compact"/>
-              <w:jc w:val="left"/>
+              <w:jc w:val="center"/>
             </w:pPr>
             <w:r>
               <w:rPr>
@@ -1955,7 +1948,7 @@
           <w:p>
             <w:pPr>
               <w:pStyle w:val="Compact"/>
-              <w:jc w:val="left"/>
+              <w:jc w:val="center"/>
             </w:pPr>
             <w:r>
               <w:rPr>
@@ -1982,7 +1975,7 @@
           <w:p>
             <w:pPr>
               <w:pStyle w:val="Compact"/>
-              <w:jc w:val="left"/>
+              <w:jc w:val="center"/>
             </w:pPr>
             <w:r>
               <w:rPr>
@@ -2168,7 +2161,7 @@
           <w:p>
             <w:pPr>
               <w:pStyle w:val="Compact"/>
-              <w:jc w:val="left"/>
+              <w:jc w:val="center"/>
             </w:pPr>
             <w:r>
               <w:rPr>
@@ -2202,7 +2195,7 @@
           <w:p>
             <w:pPr>
               <w:pStyle w:val="Compact"/>
-              <w:jc w:val="left"/>
+              <w:jc w:val="center"/>
             </w:pPr>
             <w:r>
               <w:rPr>
@@ -2229,7 +2222,7 @@
           <w:p>
             <w:pPr>
               <w:pStyle w:val="Compact"/>
-              <w:jc w:val="left"/>
+              <w:jc w:val="center"/>
             </w:pPr>
             <w:r>
               <w:rPr>
@@ -2643,7 +2636,7 @@
       </w:r>
     </w:p>
     <w:bookmarkEnd w:id="13"/>
-    <w:bookmarkStart w:id="14" w:name="born-haber-循环进阶竞赛陷阱全解析"/>
+    <w:bookmarkStart w:id="17" w:name="born-haber-循环进阶竞赛陷阱全解析"/>
     <w:p>
       <w:pPr>
         <w:pStyle w:val="Heading3"/>
@@ -2860,7 +2853,7 @@
           <w:p>
             <w:pPr>
               <w:pStyle w:val="Compact"/>
-              <w:jc w:val="left"/>
+              <w:jc w:val="center"/>
             </w:pPr>
             <w:r>
               <w:rPr>
@@ -2876,7 +2869,7 @@
           <w:p>
             <w:pPr>
               <w:pStyle w:val="Compact"/>
-              <w:jc w:val="left"/>
+              <w:jc w:val="center"/>
             </w:pPr>
             <w:r>
               <w:rPr>
@@ -2892,7 +2885,7 @@
           <w:p>
             <w:pPr>
               <w:pStyle w:val="Compact"/>
-              <w:jc w:val="left"/>
+              <w:jc w:val="center"/>
             </w:pPr>
             <w:r>
               <w:rPr>
@@ -2910,7 +2903,7 @@
           <w:p>
             <w:pPr>
               <w:pStyle w:val="Compact"/>
-              <w:jc w:val="left"/>
+              <w:jc w:val="center"/>
             </w:pPr>
             <w:r>
               <w:rPr>
@@ -2927,7 +2920,7 @@
           <w:p>
             <w:pPr>
               <w:pStyle w:val="Compact"/>
-              <w:jc w:val="left"/>
+              <w:jc w:val="center"/>
             </w:pPr>
             <w:r>
               <w:rPr>
@@ -3012,7 +3005,7 @@
           <w:p>
             <w:pPr>
               <w:pStyle w:val="Compact"/>
-              <w:jc w:val="left"/>
+              <w:jc w:val="center"/>
             </w:pPr>
             <w:r>
               <w:rPr>
@@ -3029,7 +3022,7 @@
           <w:p>
             <w:pPr>
               <w:pStyle w:val="Compact"/>
-              <w:jc w:val="left"/>
+              <w:jc w:val="center"/>
             </w:pPr>
             <w:r>
               <w:rPr>
@@ -3046,7 +3039,7 @@
           <w:p>
             <w:pPr>
               <w:pStyle w:val="Compact"/>
-              <w:jc w:val="left"/>
+              <w:jc w:val="center"/>
             </w:pPr>
             <w:r>
               <w:rPr>
@@ -3073,7 +3066,7 @@
           <w:p>
             <w:pPr>
               <w:pStyle w:val="Compact"/>
-              <w:jc w:val="left"/>
+              <w:jc w:val="center"/>
             </w:pPr>
             <w:r>
               <w:rPr>
@@ -3123,7 +3116,7 @@
           <w:p>
             <w:pPr>
               <w:pStyle w:val="Compact"/>
-              <w:jc w:val="left"/>
+              <w:jc w:val="center"/>
             </w:pPr>
             <w:r>
               <w:rPr>
@@ -3140,7 +3133,7 @@
           <w:p>
             <w:pPr>
               <w:pStyle w:val="Compact"/>
-              <w:jc w:val="left"/>
+              <w:jc w:val="center"/>
             </w:pPr>
             <w:r>
               <w:rPr>
@@ -3211,7 +3204,7 @@
           <w:p>
             <w:pPr>
               <w:pStyle w:val="Compact"/>
-              <w:jc w:val="left"/>
+              <w:jc w:val="center"/>
             </w:pPr>
             <w:r>
               <w:rPr>
@@ -3317,8 +3310,383 @@
         </w:tc>
       </w:tr>
     </w:tbl>
-    <w:bookmarkEnd w:id="14"/>
-    <w:bookmarkStart w:id="15" w:name="bde-热化学循环2024-决赛新题型的核心"/>
+    <w:p>
+      <w:pPr>
+        <w:pStyle w:val="BodyText"/>
+        <w:jc w:val="center"/>
+      </w:pPr>
+      <w:r>
+        <w:rPr>
+          <w:b w:val="0"/>
+          <w:i w:val="0"/>
+          <w:sz w:val="21"/>
+        </w:rPr>
+        <w:drawing>
+          <wp:inline>
+            <wp:extent cx="5334000" cy="3403092"/>
+            <wp:effectExtent b="0" l="0" r="0" t="0"/>
+            <wp:docPr descr="Born-Haber 循环示意图（以 LiF 为例）" title="" id="15" name="Picture"/>
+            <a:graphic>
+              <a:graphicData uri="http://schemas.openxmlformats.org/drawingml/2006/picture">
+                <pic:pic>
+                  <pic:nvPicPr>
+                    <pic:cNvPr descr="media/born-haber-cycle.png" id="16" name="Picture"/>
+                    <pic:cNvPicPr>
+                      <a:picLocks noChangeArrowheads="1" noChangeAspect="1"/>
+                    </pic:cNvPicPr>
+                  </pic:nvPicPr>
+                  <pic:blipFill>
+                    <a:blip r:embed="rId14"/>
+                    <a:stretch>
+                      <a:fillRect/>
+                    </a:stretch>
+                  </pic:blipFill>
+                  <pic:spPr bwMode="auto">
+                    <a:xfrm>
+                      <a:off x="0" y="0"/>
+                      <a:ext cx="5334000" cy="3403092"/>
+                    </a:xfrm>
+                    <a:prstGeom prst="rect">
+                      <a:avLst/>
+                    </a:prstGeom>
+                    <a:noFill/>
+                    <a:ln w="9525">
+                      <a:noFill/>
+                      <a:headEnd/>
+                      <a:tailEnd/>
+                    </a:ln>
+                  </pic:spPr>
+                </pic:pic>
+              </a:graphicData>
+            </a:graphic>
+          </wp:inline>
+        </w:drawing>
+      </w:r>
+      <w:r>
+        <w:rPr>
+          <w:b w:val="0"/>
+          <w:i w:val="0"/>
+          <w:sz w:val="21"/>
+        </w:rPr>
+        <w:t xml:space="preserve"> </w:t>
+      </w:r>
+      <w:r>
+        <w:rPr>
+          <w:rFonts w:hint="eastAsia" w:eastAsia="FangSong" w:ascii="Times New Roman" w:hAnsi="Times New Roman"/>
+          <w:b w:val="0"/>
+          <w:i w:val="0"/>
+          <w:iCs/>
+          <w:sz w:val="21"/>
+        </w:rPr>
+        <w:t xml:space="preserve">图</w:t>
+      </w:r>
+      <w:r>
+        <w:rPr>
+          <w:b w:val="0"/>
+          <w:i w:val="0"/>
+          <w:iCs/>
+          <w:sz w:val="21"/>
+        </w:rPr>
+        <w:t xml:space="preserve"> Born-Haber </w:t>
+      </w:r>
+      <w:r>
+        <w:rPr>
+          <w:rFonts w:hint="eastAsia" w:eastAsia="FangSong" w:ascii="Times New Roman" w:hAnsi="Times New Roman"/>
+          <w:b w:val="0"/>
+          <w:i w:val="0"/>
+          <w:iCs/>
+          <w:sz w:val="21"/>
+        </w:rPr>
+        <w:t xml:space="preserve">循环示意图（LiF</w:t>
+      </w:r>
+      <w:r>
+        <w:rPr>
+          <w:b w:val="0"/>
+          <w:i w:val="0"/>
+          <w:iCs/>
+          <w:sz w:val="21"/>
+        </w:rPr>
+        <w:t xml:space="preserve"> </w:t>
+      </w:r>
+      <w:r>
+        <w:rPr>
+          <w:rFonts w:hint="eastAsia" w:eastAsia="FangSong" w:ascii="Times New Roman" w:hAnsi="Times New Roman"/>
+          <w:b w:val="0"/>
+          <w:i w:val="0"/>
+          <w:iCs/>
+          <w:sz w:val="21"/>
+        </w:rPr>
+        <w:t xml:space="preserve">为例）——从单质出发生成离子晶体的热化学循环。五个步骤：①</w:t>
+      </w:r>
+      <w:r>
+        <w:rPr>
+          <w:b w:val="0"/>
+          <w:i w:val="0"/>
+          <w:iCs/>
+          <w:sz w:val="21"/>
+        </w:rPr>
+        <w:t xml:space="preserve"> Li(s) </w:t>
+      </w:r>
+      <w:r>
+        <w:rPr>
+          <w:rFonts w:hint="eastAsia" w:eastAsia="FangSong" w:ascii="Times New Roman" w:hAnsi="Times New Roman"/>
+          <w:b w:val="0"/>
+          <w:i w:val="0"/>
+          <w:iCs/>
+          <w:sz w:val="21"/>
+        </w:rPr>
+        <w:t xml:space="preserve">升华</w:t>
+      </w:r>
+      <w:r>
+        <w:rPr>
+          <w:b w:val="0"/>
+          <w:i w:val="0"/>
+          <w:iCs/>
+          <w:sz w:val="21"/>
+        </w:rPr>
+        <w:t xml:space="preserve"> → </w:t>
+      </w:r>
+      <w:r>
+        <w:rPr>
+          <w:rFonts w:hint="eastAsia" w:eastAsia="FangSong" w:ascii="Times New Roman" w:hAnsi="Times New Roman"/>
+          <w:b w:val="0"/>
+          <w:i w:val="0"/>
+          <w:iCs/>
+          <w:sz w:val="21"/>
+        </w:rPr>
+        <w:t xml:space="preserve">Li(g)，ΔH_sub；②</w:t>
+      </w:r>
+      <w:r>
+        <w:rPr>
+          <w:b w:val="0"/>
+          <w:i w:val="0"/>
+          <w:iCs/>
+          <w:sz w:val="21"/>
+        </w:rPr>
+        <w:t xml:space="preserve"> ½F₂(g) </w:t>
+      </w:r>
+      <w:r>
+        <w:rPr>
+          <w:rFonts w:hint="eastAsia" w:eastAsia="FangSong" w:ascii="Times New Roman" w:hAnsi="Times New Roman"/>
+          <w:b w:val="0"/>
+          <w:i w:val="0"/>
+          <w:iCs/>
+          <w:sz w:val="21"/>
+        </w:rPr>
+        <w:t xml:space="preserve">解离</w:t>
+      </w:r>
+      <w:r>
+        <w:rPr>
+          <w:b w:val="0"/>
+          <w:i w:val="0"/>
+          <w:iCs/>
+          <w:sz w:val="21"/>
+        </w:rPr>
+        <w:t xml:space="preserve"> → </w:t>
+      </w:r>
+      <w:r>
+        <w:rPr>
+          <w:rFonts w:hint="eastAsia" w:eastAsia="FangSong" w:ascii="Times New Roman" w:hAnsi="Times New Roman"/>
+          <w:b w:val="0"/>
+          <w:i w:val="0"/>
+          <w:iCs/>
+          <w:sz w:val="21"/>
+        </w:rPr>
+        <w:t xml:space="preserve">F(g)，½D；③</w:t>
+      </w:r>
+      <w:r>
+        <w:rPr>
+          <w:b w:val="0"/>
+          <w:i w:val="0"/>
+          <w:iCs/>
+          <w:sz w:val="21"/>
+        </w:rPr>
+        <w:t xml:space="preserve"> Li(g) </w:t>
+      </w:r>
+      <w:r>
+        <w:rPr>
+          <w:rFonts w:hint="eastAsia" w:eastAsia="FangSong" w:ascii="Times New Roman" w:hAnsi="Times New Roman"/>
+          <w:b w:val="0"/>
+          <w:i w:val="0"/>
+          <w:iCs/>
+          <w:sz w:val="21"/>
+        </w:rPr>
+        <w:t xml:space="preserve">电离</w:t>
+      </w:r>
+      <w:r>
+        <w:rPr>
+          <w:b w:val="0"/>
+          <w:i w:val="0"/>
+          <w:iCs/>
+          <w:sz w:val="21"/>
+        </w:rPr>
+        <w:t xml:space="preserve"> → </w:t>
+      </w:r>
+      <w:r>
+        <w:rPr>
+          <w:rFonts w:hint="eastAsia" w:eastAsia="FangSong" w:ascii="Times New Roman" w:hAnsi="Times New Roman"/>
+          <w:b w:val="0"/>
+          <w:i w:val="0"/>
+          <w:iCs/>
+          <w:sz w:val="21"/>
+        </w:rPr>
+        <w:t xml:space="preserve">Li⁺(g)，IE；④</w:t>
+      </w:r>
+      <w:r>
+        <w:rPr>
+          <w:b w:val="0"/>
+          <w:i w:val="0"/>
+          <w:iCs/>
+          <w:sz w:val="21"/>
+        </w:rPr>
+        <w:t xml:space="preserve"> F(g) </w:t>
+      </w:r>
+      <w:r>
+        <w:rPr>
+          <w:rFonts w:hint="eastAsia" w:eastAsia="FangSong" w:ascii="Times New Roman" w:hAnsi="Times New Roman"/>
+          <w:b w:val="0"/>
+          <w:i w:val="0"/>
+          <w:iCs/>
+          <w:sz w:val="21"/>
+        </w:rPr>
+        <w:t xml:space="preserve">得电子</w:t>
+      </w:r>
+      <w:r>
+        <w:rPr>
+          <w:b w:val="0"/>
+          <w:i w:val="0"/>
+          <w:iCs/>
+          <w:sz w:val="21"/>
+        </w:rPr>
+        <w:t xml:space="preserve"> → </w:t>
+      </w:r>
+      <w:r>
+        <w:rPr>
+          <w:rFonts w:hint="eastAsia" w:eastAsia="FangSong" w:ascii="Times New Roman" w:hAnsi="Times New Roman"/>
+          <w:b w:val="0"/>
+          <w:i w:val="0"/>
+          <w:iCs/>
+          <w:sz w:val="21"/>
+        </w:rPr>
+        <w:t xml:space="preserve">F⁻(g)，EA（负值）；⑤</w:t>
+      </w:r>
+      <w:r>
+        <w:rPr>
+          <w:b w:val="0"/>
+          <w:i w:val="0"/>
+          <w:iCs/>
+          <w:sz w:val="21"/>
+        </w:rPr>
+        <w:t xml:space="preserve"> Li⁺(g) + F⁻(g) → </w:t>
+      </w:r>
+      <w:r>
+        <w:rPr>
+          <w:rFonts w:hint="eastAsia" w:eastAsia="FangSong" w:ascii="Times New Roman" w:hAnsi="Times New Roman"/>
+          <w:b w:val="0"/>
+          <w:i w:val="0"/>
+          <w:iCs/>
+          <w:sz w:val="21"/>
+        </w:rPr>
+        <w:t xml:space="preserve">LiF(s)，晶格能</w:t>
+      </w:r>
+      <w:r>
+        <w:rPr>
+          <w:b w:val="0"/>
+          <w:i w:val="0"/>
+          <w:iCs/>
+          <w:sz w:val="21"/>
+        </w:rPr>
+        <w:t xml:space="preserve"> </w:t>
+      </w:r>
+      <w:r>
+        <w:rPr>
+          <w:rFonts w:hint="eastAsia" w:eastAsia="FangSong" w:ascii="Times New Roman" w:hAnsi="Times New Roman"/>
+          <w:b w:val="0"/>
+          <w:i w:val="0"/>
+          <w:iCs/>
+          <w:sz w:val="21"/>
+        </w:rPr>
+        <w:t xml:space="preserve">U（负值）。五个步骤的焓变之和等于</w:t>
+      </w:r>
+      <w:r>
+        <w:rPr>
+          <w:b w:val="0"/>
+          <w:i w:val="0"/>
+          <w:iCs/>
+          <w:sz w:val="21"/>
+        </w:rPr>
+        <w:t xml:space="preserve"> LiF(s) </w:t>
+      </w:r>
+      <w:r>
+        <w:rPr>
+          <w:rFonts w:hint="eastAsia" w:eastAsia="FangSong" w:ascii="Times New Roman" w:hAnsi="Times New Roman"/>
+          <w:b w:val="0"/>
+          <w:i w:val="0"/>
+          <w:iCs/>
+          <w:sz w:val="21"/>
+        </w:rPr>
+        <w:t xml:space="preserve">的标准生成焓</w:t>
+      </w:r>
+      <w:r>
+        <w:rPr>
+          <w:b w:val="0"/>
+          <w:i w:val="0"/>
+          <w:iCs/>
+          <w:sz w:val="21"/>
+        </w:rPr>
+        <w:t xml:space="preserve"> </w:t>
+      </w:r>
+      <w:r>
+        <w:rPr>
+          <w:rFonts w:hint="eastAsia" w:eastAsia="FangSong" w:ascii="Times New Roman" w:hAnsi="Times New Roman"/>
+          <w:b w:val="0"/>
+          <w:i w:val="0"/>
+          <w:iCs/>
+          <w:sz w:val="21"/>
+        </w:rPr>
+        <w:t xml:space="preserve">ΔfH°（Atkins《Physical</w:t>
+      </w:r>
+      <w:r>
+        <w:rPr>
+          <w:b w:val="0"/>
+          <w:i w:val="0"/>
+          <w:iCs/>
+          <w:sz w:val="21"/>
+        </w:rPr>
+        <w:t xml:space="preserve"> </w:t>
+      </w:r>
+      <w:r>
+        <w:rPr>
+          <w:rFonts w:hint="eastAsia" w:eastAsia="FangSong" w:ascii="Times New Roman" w:hAnsi="Times New Roman"/>
+          <w:b w:val="0"/>
+          <w:i w:val="0"/>
+          <w:iCs/>
+          <w:sz w:val="21"/>
+        </w:rPr>
+        <w:t xml:space="preserve">Chemistry》第10版</w:t>
+      </w:r>
+      <w:r>
+        <w:rPr>
+          <w:b w:val="0"/>
+          <w:i w:val="0"/>
+          <w:iCs/>
+          <w:sz w:val="21"/>
+        </w:rPr>
+        <w:t xml:space="preserve"> </w:t>
+      </w:r>
+      <w:r>
+        <w:rPr>
+          <w:rFonts w:hint="eastAsia" w:eastAsia="FangSong" w:ascii="Times New Roman" w:hAnsi="Times New Roman"/>
+          <w:b w:val="0"/>
+          <w:i w:val="0"/>
+          <w:iCs/>
+          <w:sz w:val="21"/>
+        </w:rPr>
+        <w:t xml:space="preserve">图2C.1）</w:t>
+      </w:r>
+    </w:p>
+    <w:bookmarkEnd w:id="17"/>
+    <w:bookmarkStart w:id="18" w:name="bde-热化学循环2024-决赛新题型的核心"/>
     <w:p>
       <w:pPr>
         <w:pStyle w:val="Heading3"/>
@@ -3347,7 +3715,7 @@
         <w:pStyle w:val="BlockText"/>
       </w:pPr>
       <w:r>
-        <w:t xml:space="preserve">⚠️ 2024 </w:t>
+        <w:t xml:space="preserve">2024 </w:t>
       </w:r>
       <w:r>
         <w:rPr>
@@ -3733,6 +4101,14 @@
         <w:t xml:space="preserve">是还原电位（</w:t>
       </w:r>
       <m:oMath>
+        <m:oMathPr>
+          <m:ctrlPr>
+            <w:rPr>
+              <w:sz w:val="28"/>
+              <w:szCs w:val="28"/>
+            </w:rPr>
+          </m:ctrlPr>
+        </m:oMathPr>
         <m:r>
           <m:t>X</m:t>
         </m:r>
@@ -3786,6 +4162,14 @@
         <w:t xml:space="preserve"> </w:t>
       </w:r>
       <m:oMath>
+        <m:oMathPr>
+          <m:ctrlPr>
+            <w:rPr>
+              <w:sz w:val="28"/>
+              <w:szCs w:val="28"/>
+            </w:rPr>
+          </m:ctrlPr>
+        </m:oMathPr>
         <m:r>
           <m:rPr>
             <m:sty m:val="p"/>
@@ -3940,6 +4324,14 @@
         <w:t xml:space="preserve">：</w:t>
       </w:r>
       <m:oMath>
+        <m:oMathPr>
+          <m:ctrlPr>
+            <w:rPr>
+              <w:sz w:val="28"/>
+              <w:szCs w:val="28"/>
+            </w:rPr>
+          </m:ctrlPr>
+        </m:oMathPr>
         <m:r>
           <m:rPr>
             <m:nor/>
@@ -4140,9 +4532,9 @@
         </w:pict>
       </w:r>
     </w:p>
-    <w:bookmarkEnd w:id="15"/>
-    <w:bookmarkEnd w:id="16"/>
-    <w:bookmarkStart w:id="20" w:name="三平衡计算综合多重平衡与耦合"/>
+    <w:bookmarkEnd w:id="18"/>
+    <w:bookmarkEnd w:id="19"/>
+    <w:bookmarkStart w:id="23" w:name="三平衡计算综合多重平衡与耦合"/>
     <w:p>
       <w:pPr>
         <w:pStyle w:val="Heading2"/>
@@ -4154,7 +4546,7 @@
         <w:t xml:space="preserve">三、平衡计算综合——多重平衡与耦合</w:t>
       </w:r>
     </w:p>
-    <w:bookmarkStart w:id="17" w:name="多重平衡系统"/>
+    <w:bookmarkStart w:id="20" w:name="多重平衡系统"/>
     <w:p>
       <w:pPr>
         <w:pStyle w:val="Heading3"/>
@@ -4324,6 +4716,14 @@
         <w:t xml:space="preserve">：</w:t>
       </w:r>
       <m:oMath>
+        <m:oMathPr>
+          <m:ctrlPr>
+            <w:rPr>
+              <w:sz w:val="28"/>
+              <w:szCs w:val="28"/>
+            </w:rPr>
+          </m:ctrlPr>
+        </m:oMathPr>
         <m:r>
           <m:rPr>
             <m:sty m:val="p"/>
@@ -4380,6 +4780,14 @@
         <w:t xml:space="preserve"> </w:t>
       </w:r>
       <m:oMath>
+        <m:oMathPr>
+          <m:ctrlPr>
+            <w:rPr>
+              <w:sz w:val="28"/>
+              <w:szCs w:val="28"/>
+            </w:rPr>
+          </m:ctrlPr>
+        </m:oMathPr>
         <m:r>
           <m:rPr>
             <m:sty m:val="p"/>
@@ -4470,6 +4878,14 @@
         <w:t xml:space="preserve">将前两个反应相加得总反应：</w:t>
       </w:r>
       <m:oMath>
+        <m:oMathPr>
+          <m:ctrlPr>
+            <w:rPr>
+              <w:sz w:val="28"/>
+              <w:szCs w:val="28"/>
+            </w:rPr>
+          </m:ctrlPr>
+        </m:oMathPr>
         <m:r>
           <m:rPr>
             <m:sty m:val="p"/>
@@ -4660,6 +5076,14 @@
         <w:t xml:space="preserve">，</w:t>
       </w:r>
       <m:oMath>
+        <m:oMathPr>
+          <m:ctrlPr>
+            <w:rPr>
+              <w:sz w:val="28"/>
+              <w:szCs w:val="28"/>
+            </w:rPr>
+          </m:ctrlPr>
+        </m:oMathPr>
         <m:sSub>
           <m:e>
             <m:r>
@@ -4727,6 +5151,14 @@
         <w:t xml:space="preserve"> </w:t>
       </w:r>
       <m:oMath>
+        <m:oMathPr>
+          <m:ctrlPr>
+            <w:rPr>
+              <w:sz w:val="28"/>
+              <w:szCs w:val="28"/>
+            </w:rPr>
+          </m:ctrlPr>
+        </m:oMathPr>
         <m:sSub>
           <m:e>
             <m:r>
@@ -4899,8 +5331,8 @@
         <w:t xml:space="preserve">分别很小和很大，相乘后使总反应可行</w:t>
       </w:r>
     </w:p>
-    <w:bookmarkEnd w:id="17"/>
-    <w:bookmarkStart w:id="18" w:name="耦合反应的定量策略"/>
+    <w:bookmarkEnd w:id="20"/>
+    <w:bookmarkStart w:id="21" w:name="耦合反应的定量策略"/>
     <w:p>
       <w:pPr>
         <w:pStyle w:val="Heading3"/>
@@ -4989,7 +5421,7 @@
           <w:p>
             <w:pPr>
               <w:pStyle w:val="Compact"/>
-              <w:jc w:val="left"/>
+              <w:jc w:val="center"/>
             </w:pPr>
             <w:r>
               <w:rPr>
@@ -5005,7 +5437,7 @@
           <w:p>
             <w:pPr>
               <w:pStyle w:val="Compact"/>
-              <w:jc w:val="left"/>
+              <w:jc w:val="center"/>
             </w:pPr>
             <w:r>
               <w:rPr>
@@ -5039,7 +5471,7 @@
           <w:p>
             <w:pPr>
               <w:pStyle w:val="Compact"/>
-              <w:jc w:val="left"/>
+              <w:jc w:val="center"/>
             </w:pPr>
             <w:r>
               <w:rPr>
@@ -5072,7 +5504,7 @@
           <w:p>
             <w:pPr>
               <w:pStyle w:val="Compact"/>
-              <w:jc w:val="left"/>
+              <w:jc w:val="center"/>
             </w:pPr>
             <m:oMath>
               <m:r>
@@ -5218,7 +5650,7 @@
           <w:p>
             <w:pPr>
               <w:pStyle w:val="Compact"/>
-              <w:jc w:val="left"/>
+              <w:jc w:val="center"/>
             </w:pPr>
             <w:r>
               <w:rPr>
@@ -5251,7 +5683,7 @@
           <w:p>
             <w:pPr>
               <w:pStyle w:val="Compact"/>
-              <w:jc w:val="left"/>
+              <w:jc w:val="center"/>
             </w:pPr>
             <m:oMath>
               <m:r>
@@ -5397,7 +5829,7 @@
           <w:p>
             <w:pPr>
               <w:pStyle w:val="Compact"/>
-              <w:jc w:val="left"/>
+              <w:jc w:val="center"/>
             </w:pPr>
             <m:oMath>
               <m:r>
@@ -5435,7 +5867,7 @@
           <w:p>
             <w:pPr>
               <w:pStyle w:val="Compact"/>
-              <w:jc w:val="left"/>
+              <w:jc w:val="center"/>
             </w:pPr>
             <m:oMath>
               <m:r>
@@ -5600,6 +6032,14 @@
         <w:t xml:space="preserve">：</w:t>
       </w:r>
       <m:oMath>
+        <m:oMathPr>
+          <m:ctrlPr>
+            <w:rPr>
+              <w:sz w:val="28"/>
+              <w:szCs w:val="28"/>
+            </w:rPr>
+          </m:ctrlPr>
+        </m:oMathPr>
         <m:sSub>
           <m:e>
             <m:r>
@@ -5703,6 +6143,14 @@
         <w:t xml:space="preserve"> </w:t>
       </w:r>
       <m:oMath>
+        <m:oMathPr>
+          <m:ctrlPr>
+            <w:rPr>
+              <w:sz w:val="28"/>
+              <w:szCs w:val="28"/>
+            </w:rPr>
+          </m:ctrlPr>
+        </m:oMathPr>
         <m:r>
           <m:rPr>
             <m:sty m:val="p"/>
@@ -5870,6 +6318,14 @@
         <w:t xml:space="preserve">氯化（</w:t>
       </w:r>
       <m:oMath>
+        <m:oMathPr>
+          <m:ctrlPr>
+            <w:rPr>
+              <w:sz w:val="28"/>
+              <w:szCs w:val="28"/>
+            </w:rPr>
+          </m:ctrlPr>
+        </m:oMathPr>
         <m:r>
           <m:rPr>
             <m:sty m:val="p"/>
@@ -5914,6 +6370,14 @@
         <w:t xml:space="preserve">）耦合碳燃烧（</w:t>
       </w:r>
       <m:oMath>
+        <m:oMathPr>
+          <m:ctrlPr>
+            <w:rPr>
+              <w:sz w:val="28"/>
+              <w:szCs w:val="28"/>
+            </w:rPr>
+          </m:ctrlPr>
+        </m:oMathPr>
         <m:r>
           <m:rPr>
             <m:sty m:val="p"/>
@@ -5961,6 +6425,14 @@
         <w:t xml:space="preserve"> </w:t>
       </w:r>
       <m:oMath>
+        <m:oMathPr>
+          <m:ctrlPr>
+            <w:rPr>
+              <w:sz w:val="28"/>
+              <w:szCs w:val="28"/>
+            </w:rPr>
+          </m:ctrlPr>
+        </m:oMathPr>
         <m:r>
           <m:rPr>
             <m:sty m:val="p"/>
@@ -6005,8 +6477,8 @@
         <w:t xml:space="preserve">——工业可行</w:t>
       </w:r>
     </w:p>
-    <w:bookmarkEnd w:id="18"/>
-    <w:bookmarkStart w:id="19" w:name="温度压力对平衡的综合影响"/>
+    <w:bookmarkEnd w:id="21"/>
+    <w:bookmarkStart w:id="22" w:name="温度压力对平衡的综合影响"/>
     <w:p>
       <w:pPr>
         <w:pStyle w:val="Heading3"/>
@@ -6054,6 +6526,12 @@
       <m:oMathPara>
         <m:oMathParaPr>
           <m:jc m:val="center"/>
+          <m:ctrlPr>
+            <w:rPr>
+              <w:sz w:val="28"/>
+              <w:szCs w:val="28"/>
+            </w:rPr>
+          </m:ctrlPr>
         </m:oMathParaPr>
         <m:oMath>
           <m:r>
@@ -6285,6 +6763,12 @@
       <m:oMathPara>
         <m:oMathParaPr>
           <m:jc m:val="center"/>
+          <m:ctrlPr>
+            <w:rPr>
+              <w:sz w:val="28"/>
+              <w:szCs w:val="28"/>
+            </w:rPr>
+          </m:ctrlPr>
         </m:oMathParaPr>
         <m:oMath>
           <m:sSub>
@@ -6453,12 +6937,6 @@
         <w:pStyle w:val="BlockText"/>
       </w:pPr>
       <w:r>
-        <w:t xml:space="preserve">⚠️</w:t>
-      </w:r>
-      <w:r>
-        <w:t xml:space="preserve"> </w:t>
-      </w:r>
-      <w:r>
         <w:rPr>
           <w:rFonts w:hint="eastAsia" w:eastAsia="SimSun" w:ascii="Times New Roman" w:hAnsi="Times New Roman"/>
           <w:b/>
@@ -6595,6 +7073,14 @@
         <w:t xml:space="preserve"> </w:t>
       </w:r>
       <m:oMath>
+        <m:oMathPr>
+          <m:ctrlPr>
+            <w:rPr>
+              <w:sz w:val="28"/>
+              <w:szCs w:val="28"/>
+            </w:rPr>
+          </m:ctrlPr>
+        </m:oMathPr>
         <m:r>
           <m:rPr>
             <m:sty m:val="p"/>
@@ -6702,9 +7188,9 @@
         </w:pict>
       </w:r>
     </w:p>
-    <w:bookmarkEnd w:id="19"/>
-    <w:bookmarkEnd w:id="20"/>
-    <w:bookmarkStart w:id="24" w:name="四电化学计算nernst-方程进阶与-pourbaix-图"/>
+    <w:bookmarkEnd w:id="22"/>
+    <w:bookmarkEnd w:id="23"/>
+    <w:bookmarkStart w:id="30" w:name="四电化学计算nernst-方程进阶与-pourbaix-图"/>
     <w:p>
       <w:pPr>
         <w:pStyle w:val="Heading2"/>
@@ -6734,7 +7220,7 @@
         <w:t xml:space="preserve">图</w:t>
       </w:r>
     </w:p>
-    <w:bookmarkStart w:id="21" w:name="nernst-方程多场景统一处理"/>
+    <w:bookmarkStart w:id="24" w:name="nernst-方程多场景统一处理"/>
     <w:p>
       <w:pPr>
         <w:pStyle w:val="Heading3"/>
@@ -6775,6 +7261,12 @@
       <m:oMathPara>
         <m:oMathParaPr>
           <m:jc m:val="center"/>
+          <m:ctrlPr>
+            <w:rPr>
+              <w:sz w:val="28"/>
+              <w:szCs w:val="28"/>
+            </w:rPr>
+          </m:ctrlPr>
         </m:oMathParaPr>
         <m:oMath>
           <m:r>
@@ -6873,6 +7365,12 @@
       <m:oMathPara>
         <m:oMathParaPr>
           <m:jc m:val="center"/>
+          <m:ctrlPr>
+            <w:rPr>
+              <w:sz w:val="28"/>
+              <w:szCs w:val="28"/>
+            </w:rPr>
+          </m:ctrlPr>
         </m:oMathParaPr>
         <m:oMath>
           <m:r>
@@ -7020,7 +7518,7 @@
           <w:p>
             <w:pPr>
               <w:pStyle w:val="Compact"/>
-              <w:jc w:val="left"/>
+              <w:jc w:val="center"/>
             </w:pPr>
             <w:r>
               <w:rPr>
@@ -7036,7 +7534,7 @@
           <w:p>
             <w:pPr>
               <w:pStyle w:val="Compact"/>
-              <w:jc w:val="left"/>
+              <w:jc w:val="center"/>
             </w:pPr>
             <m:oMath>
               <m:r>
@@ -7064,7 +7562,7 @@
           <w:p>
             <w:pPr>
               <w:pStyle w:val="Compact"/>
-              <w:jc w:val="left"/>
+              <w:jc w:val="center"/>
             </w:pPr>
             <w:r>
               <w:rPr>
@@ -7124,7 +7622,7 @@
           <w:p>
             <w:pPr>
               <w:pStyle w:val="Compact"/>
-              <w:jc w:val="left"/>
+              <w:jc w:val="center"/>
             </w:pPr>
             <w:r>
               <w:rPr>
@@ -7141,7 +7639,7 @@
           <w:p>
             <w:pPr>
               <w:pStyle w:val="Compact"/>
-              <w:jc w:val="left"/>
+              <w:jc w:val="center"/>
             </w:pPr>
             <w:r>
               <w:rPr>
@@ -7156,7 +7654,7 @@
           <w:p>
             <w:pPr>
               <w:pStyle w:val="Compact"/>
-              <w:jc w:val="left"/>
+              <w:jc w:val="center"/>
             </w:pPr>
             <m:oMath>
               <m:r>
@@ -7293,7 +7791,7 @@
           <w:p>
             <w:pPr>
               <w:pStyle w:val="Compact"/>
-              <w:jc w:val="left"/>
+              <w:jc w:val="center"/>
             </w:pPr>
             <w:r>
               <w:rPr>
@@ -7318,7 +7816,7 @@
           <w:p>
             <w:pPr>
               <w:pStyle w:val="Compact"/>
-              <w:jc w:val="left"/>
+              <w:jc w:val="center"/>
             </w:pPr>
             <w:r>
               <w:rPr>
@@ -7339,7 +7837,7 @@
           <w:p>
             <w:pPr>
               <w:pStyle w:val="Compact"/>
-              <w:jc w:val="left"/>
+              <w:jc w:val="center"/>
             </w:pPr>
             <m:oMath>
               <m:r>
@@ -7519,7 +8017,7 @@
           <w:p>
             <w:pPr>
               <w:pStyle w:val="Compact"/>
-              <w:jc w:val="left"/>
+              <w:jc w:val="center"/>
             </w:pPr>
             <w:r>
               <w:rPr>
@@ -7536,7 +8034,7 @@
           <w:p>
             <w:pPr>
               <w:pStyle w:val="Compact"/>
-              <w:jc w:val="left"/>
+              <w:jc w:val="center"/>
             </w:pPr>
             <w:r>
               <w:rPr>
@@ -7551,7 +8049,7 @@
           <w:p>
             <w:pPr>
               <w:pStyle w:val="Compact"/>
-              <w:jc w:val="left"/>
+              <w:jc w:val="center"/>
             </w:pPr>
             <m:oMath>
               <m:r>
@@ -7686,7 +8184,7 @@
           <w:p>
             <w:pPr>
               <w:pStyle w:val="Compact"/>
-              <w:jc w:val="left"/>
+              <w:jc w:val="center"/>
             </w:pPr>
             <w:r>
               <w:rPr>
@@ -7703,7 +8201,7 @@
           <w:p>
             <w:pPr>
               <w:pStyle w:val="Compact"/>
-              <w:jc w:val="left"/>
+              <w:jc w:val="center"/>
             </w:pPr>
             <w:r>
               <w:rPr>
@@ -7718,7 +8216,7 @@
           <w:p>
             <w:pPr>
               <w:pStyle w:val="Compact"/>
-              <w:jc w:val="left"/>
+              <w:jc w:val="center"/>
             </w:pPr>
             <w:r>
               <w:rPr>
@@ -7888,12 +8386,6 @@
         <w:pStyle w:val="BlockText"/>
       </w:pPr>
       <w:r>
-        <w:t xml:space="preserve">💡</w:t>
-      </w:r>
-      <w:r>
-        <w:t xml:space="preserve"> </w:t>
-      </w:r>
-      <w:r>
         <w:rPr>
           <w:rFonts w:hint="eastAsia" w:eastAsia="SimSun" w:ascii="Times New Roman" w:hAnsi="Times New Roman"/>
           <w:b/>
@@ -7956,8 +8448,8 @@
         <w:t xml:space="preserve">。</w:t>
       </w:r>
     </w:p>
-    <w:bookmarkEnd w:id="21"/>
-    <w:bookmarkStart w:id="22" w:name="电位-ph-图pourbaix-图简介"/>
+    <w:bookmarkEnd w:id="24"/>
+    <w:bookmarkStart w:id="28" w:name="电位-ph-图pourbaix-图简介"/>
     <w:p>
       <w:pPr>
         <w:pStyle w:val="Heading3"/>
@@ -8160,6 +8652,14 @@
         <w:t xml:space="preserve">线（</w:t>
       </w:r>
       <m:oMath>
+        <m:oMathPr>
+          <m:ctrlPr>
+            <w:rPr>
+              <w:sz w:val="28"/>
+              <w:szCs w:val="28"/>
+            </w:rPr>
+          </m:ctrlPr>
+        </m:oMathPr>
         <m:sSub>
           <m:e>
             <m:r>
@@ -8503,6 +9003,14 @@
         <w:t xml:space="preserve"> </w:t>
       </w:r>
       <m:oMath>
+        <m:oMathPr>
+          <m:ctrlPr>
+            <w:rPr>
+              <w:sz w:val="28"/>
+              <w:szCs w:val="28"/>
+            </w:rPr>
+          </m:ctrlPr>
+        </m:oMathPr>
         <m:r>
           <m:rPr>
             <m:sty m:val="p"/>
@@ -8557,6 +9065,14 @@
         <w:t xml:space="preserve">（</w:t>
       </w:r>
       <m:oMath>
+        <m:oMathPr>
+          <m:ctrlPr>
+            <w:rPr>
+              <w:sz w:val="28"/>
+              <w:szCs w:val="28"/>
+            </w:rPr>
+          </m:ctrlPr>
+        </m:oMathPr>
         <m:r>
           <m:rPr>
             <m:sty m:val="p"/>
@@ -8704,6 +9220,14 @@
         <w:t xml:space="preserve">被腐蚀（</w:t>
       </w:r>
       <m:oMath>
+        <m:oMathPr>
+          <m:ctrlPr>
+            <w:rPr>
+              <w:sz w:val="28"/>
+              <w:szCs w:val="28"/>
+            </w:rPr>
+          </m:ctrlPr>
+        </m:oMathPr>
         <m:r>
           <m:t>E</m:t>
         </m:r>
@@ -8910,6 +9434,14 @@
         <w:t xml:space="preserve"> </w:t>
       </w:r>
       <m:oMath>
+        <m:oMathPr>
+          <m:ctrlPr>
+            <w:rPr>
+              <w:sz w:val="28"/>
+              <w:szCs w:val="28"/>
+            </w:rPr>
+          </m:ctrlPr>
+        </m:oMathPr>
         <m:r>
           <m:rPr>
             <m:sty m:val="p"/>
@@ -8967,12 +9499,6 @@
         <w:pStyle w:val="BlockText"/>
       </w:pPr>
       <w:r>
-        <w:t xml:space="preserve">💡</w:t>
-      </w:r>
-      <w:r>
-        <w:t xml:space="preserve"> </w:t>
-      </w:r>
-      <w:r>
         <w:rPr>
           <w:rFonts w:hint="eastAsia" w:eastAsia="SimSun" w:ascii="Times New Roman" w:hAnsi="Times New Roman"/>
           <w:b/>
@@ -9031,6 +9557,14 @@
         <w:t xml:space="preserve">线斜率的计算（</w:t>
       </w:r>
       <m:oMath>
+        <m:oMathPr>
+          <m:ctrlPr>
+            <w:rPr>
+              <w:sz w:val="28"/>
+              <w:szCs w:val="28"/>
+            </w:rPr>
+          </m:ctrlPr>
+        </m:oMathPr>
         <m:r>
           <m:rPr>
             <m:sty m:val="p"/>
@@ -9108,8 +9642,326 @@
         <w:t xml:space="preserve">线作为水的稳定边界的判据。</w:t>
       </w:r>
     </w:p>
-    <w:bookmarkEnd w:id="22"/>
-    <w:bookmarkStart w:id="23" w:name="浓差电池反向利用同种电对"/>
+    <w:p>
+      <w:pPr>
+        <w:pStyle w:val="FirstParagraph"/>
+        <w:jc w:val="center"/>
+      </w:pPr>
+      <w:r>
+        <w:rPr>
+          <w:b w:val="0"/>
+          <w:i w:val="0"/>
+          <w:sz w:val="21"/>
+        </w:rPr>
+        <w:drawing>
+          <wp:inline>
+            <wp:extent cx="4889500" cy="6146800"/>
+            <wp:effectExtent b="0" l="0" r="0" t="0"/>
+            <wp:docPr descr="Fe-H₂O 体系的电位-pH 图（Pourbaix 图）" title="" id="26" name="Picture"/>
+            <a:graphic>
+              <a:graphicData uri="http://schemas.openxmlformats.org/drawingml/2006/picture">
+                <pic:pic>
+                  <pic:nvPicPr>
+                    <pic:cNvPr descr="media/fe-pourbaix-diagram.jpg" id="27" name="Picture"/>
+                    <pic:cNvPicPr>
+                      <a:picLocks noChangeArrowheads="1" noChangeAspect="1"/>
+                    </pic:cNvPicPr>
+                  </pic:nvPicPr>
+                  <pic:blipFill>
+                    <a:blip r:embed="rId25"/>
+                    <a:stretch>
+                      <a:fillRect/>
+                    </a:stretch>
+                  </pic:blipFill>
+                  <pic:spPr bwMode="auto">
+                    <a:xfrm>
+                      <a:off x="0" y="0"/>
+                      <a:ext cx="4889500" cy="6146800"/>
+                    </a:xfrm>
+                    <a:prstGeom prst="rect">
+                      <a:avLst/>
+                    </a:prstGeom>
+                    <a:noFill/>
+                    <a:ln w="9525">
+                      <a:noFill/>
+                      <a:headEnd/>
+                      <a:tailEnd/>
+                    </a:ln>
+                  </pic:spPr>
+                </pic:pic>
+              </a:graphicData>
+            </a:graphic>
+          </wp:inline>
+        </w:drawing>
+      </w:r>
+      <w:r>
+        <w:rPr>
+          <w:b w:val="0"/>
+          <w:i w:val="0"/>
+          <w:sz w:val="21"/>
+        </w:rPr>
+        <w:t xml:space="preserve"> </w:t>
+      </w:r>
+      <w:r>
+        <w:rPr>
+          <w:rFonts w:hint="eastAsia" w:eastAsia="FangSong" w:ascii="Times New Roman" w:hAnsi="Times New Roman"/>
+          <w:b w:val="0"/>
+          <w:i w:val="0"/>
+          <w:iCs/>
+          <w:sz w:val="21"/>
+        </w:rPr>
+        <w:t xml:space="preserve">图</w:t>
+      </w:r>
+      <w:r>
+        <w:rPr>
+          <w:b w:val="0"/>
+          <w:i w:val="0"/>
+          <w:iCs/>
+          <w:sz w:val="21"/>
+        </w:rPr>
+        <w:t xml:space="preserve"> Fe-H₂O </w:t>
+      </w:r>
+      <w:r>
+        <w:rPr>
+          <w:rFonts w:hint="eastAsia" w:eastAsia="FangSong" w:ascii="Times New Roman" w:hAnsi="Times New Roman"/>
+          <w:b w:val="0"/>
+          <w:i w:val="0"/>
+          <w:iCs/>
+          <w:sz w:val="21"/>
+        </w:rPr>
+        <w:t xml:space="preserve">体系的</w:t>
+      </w:r>
+      <w:r>
+        <w:rPr>
+          <w:b w:val="0"/>
+          <w:i w:val="0"/>
+          <w:iCs/>
+          <w:sz w:val="21"/>
+        </w:rPr>
+        <w:t xml:space="preserve"> Pourbaix </w:t>
+      </w:r>
+      <w:r>
+        <w:rPr>
+          <w:rFonts w:hint="eastAsia" w:eastAsia="FangSong" w:ascii="Times New Roman" w:hAnsi="Times New Roman"/>
+          <w:b w:val="0"/>
+          <w:i w:val="0"/>
+          <w:iCs/>
+          <w:sz w:val="21"/>
+        </w:rPr>
+        <w:t xml:space="preserve">图——纵轴为电位</w:t>
+      </w:r>
+      <w:r>
+        <w:rPr>
+          <w:b w:val="0"/>
+          <w:i w:val="0"/>
+          <w:iCs/>
+          <w:sz w:val="21"/>
+        </w:rPr>
+        <w:t xml:space="preserve"> </w:t>
+      </w:r>
+      <w:r>
+        <w:rPr>
+          <w:rFonts w:hint="eastAsia" w:eastAsia="FangSong" w:ascii="Times New Roman" w:hAnsi="Times New Roman"/>
+          <w:b w:val="0"/>
+          <w:i w:val="0"/>
+          <w:iCs/>
+          <w:sz w:val="21"/>
+        </w:rPr>
+        <w:t xml:space="preserve">E（vs</w:t>
+      </w:r>
+      <w:r>
+        <w:rPr>
+          <w:b w:val="0"/>
+          <w:i w:val="0"/>
+          <w:iCs/>
+          <w:sz w:val="21"/>
+        </w:rPr>
+        <w:t xml:space="preserve"> </w:t>
+      </w:r>
+      <w:r>
+        <w:rPr>
+          <w:rFonts w:hint="eastAsia" w:eastAsia="FangSong" w:ascii="Times New Roman" w:hAnsi="Times New Roman"/>
+          <w:b w:val="0"/>
+          <w:i w:val="0"/>
+          <w:iCs/>
+          <w:sz w:val="21"/>
+        </w:rPr>
+        <w:t xml:space="preserve">SHE），横轴为</w:t>
+      </w:r>
+      <w:r>
+        <w:rPr>
+          <w:b w:val="0"/>
+          <w:i w:val="0"/>
+          <w:iCs/>
+          <w:sz w:val="21"/>
+        </w:rPr>
+        <w:t xml:space="preserve"> </w:t>
+      </w:r>
+      <w:r>
+        <w:rPr>
+          <w:rFonts w:hint="eastAsia" w:eastAsia="FangSong" w:ascii="Times New Roman" w:hAnsi="Times New Roman"/>
+          <w:b w:val="0"/>
+          <w:i w:val="0"/>
+          <w:iCs/>
+          <w:sz w:val="21"/>
+        </w:rPr>
+        <w:t xml:space="preserve">pH。图中标注了</w:t>
+      </w:r>
+      <w:r>
+        <w:rPr>
+          <w:b w:val="0"/>
+          <w:i w:val="0"/>
+          <w:iCs/>
+          <w:sz w:val="21"/>
+        </w:rPr>
+        <w:t xml:space="preserve"> Fe、Fe²⁺、Fe³⁺、Fe₂O₃、Fe₃O₄ </w:t>
+      </w:r>
+      <w:r>
+        <w:rPr>
+          <w:rFonts w:hint="eastAsia" w:eastAsia="FangSong" w:ascii="Times New Roman" w:hAnsi="Times New Roman"/>
+          <w:b w:val="0"/>
+          <w:i w:val="0"/>
+          <w:iCs/>
+          <w:sz w:val="21"/>
+        </w:rPr>
+        <w:t xml:space="preserve">等物种的稳定区域。虚线</w:t>
+      </w:r>
+      <w:r>
+        <w:rPr>
+          <w:b w:val="0"/>
+          <w:i w:val="0"/>
+          <w:iCs/>
+          <w:sz w:val="21"/>
+        </w:rPr>
+        <w:t xml:space="preserve"> </w:t>
+      </w:r>
+      <w:r>
+        <w:rPr>
+          <w:rFonts w:hint="eastAsia" w:eastAsia="FangSong" w:ascii="Times New Roman" w:hAnsi="Times New Roman"/>
+          <w:b w:val="0"/>
+          <w:i w:val="0"/>
+          <w:iCs/>
+          <w:sz w:val="21"/>
+        </w:rPr>
+        <w:t xml:space="preserve">a（O₂/H₂O）和</w:t>
+      </w:r>
+      <w:r>
+        <w:rPr>
+          <w:b w:val="0"/>
+          <w:i w:val="0"/>
+          <w:iCs/>
+          <w:sz w:val="21"/>
+        </w:rPr>
+        <w:t xml:space="preserve"> </w:t>
+      </w:r>
+      <w:r>
+        <w:rPr>
+          <w:rFonts w:hint="eastAsia" w:eastAsia="FangSong" w:ascii="Times New Roman" w:hAnsi="Times New Roman"/>
+          <w:b w:val="0"/>
+          <w:i w:val="0"/>
+          <w:iCs/>
+          <w:sz w:val="21"/>
+        </w:rPr>
+        <w:t xml:space="preserve">b（H⁺/H₂）之间的区域为水的热力学稳定区。Fe</w:t>
+      </w:r>
+      <w:r>
+        <w:rPr>
+          <w:b w:val="0"/>
+          <w:i w:val="0"/>
+          <w:iCs/>
+          <w:sz w:val="21"/>
+        </w:rPr>
+        <w:t xml:space="preserve"> </w:t>
+      </w:r>
+      <w:r>
+        <w:rPr>
+          <w:rFonts w:hint="eastAsia" w:eastAsia="FangSong" w:ascii="Times New Roman" w:hAnsi="Times New Roman"/>
+          <w:b w:val="0"/>
+          <w:i w:val="0"/>
+          <w:iCs/>
+          <w:sz w:val="21"/>
+        </w:rPr>
+        <w:t xml:space="preserve">在酸性条件下（pH</w:t>
+      </w:r>
+      <w:r>
+        <w:rPr>
+          <w:b w:val="0"/>
+          <w:i w:val="0"/>
+          <w:iCs/>
+          <w:sz w:val="21"/>
+        </w:rPr>
+        <w:t xml:space="preserve"> &lt; </w:t>
+      </w:r>
+      <w:r>
+        <w:rPr>
+          <w:rFonts w:hint="eastAsia" w:eastAsia="FangSong" w:ascii="Times New Roman" w:hAnsi="Times New Roman"/>
+          <w:b w:val="0"/>
+          <w:i w:val="0"/>
+          <w:iCs/>
+          <w:sz w:val="21"/>
+        </w:rPr>
+        <w:t xml:space="preserve">5）以</w:t>
+      </w:r>
+      <w:r>
+        <w:rPr>
+          <w:b w:val="0"/>
+          <w:i w:val="0"/>
+          <w:iCs/>
+          <w:sz w:val="21"/>
+        </w:rPr>
+        <w:t xml:space="preserve"> Fe²⁺/Fe³⁺ </w:t>
+      </w:r>
+      <w:r>
+        <w:rPr>
+          <w:rFonts w:hint="eastAsia" w:eastAsia="FangSong" w:ascii="Times New Roman" w:hAnsi="Times New Roman"/>
+          <w:b w:val="0"/>
+          <w:i w:val="0"/>
+          <w:iCs/>
+          <w:sz w:val="21"/>
+        </w:rPr>
+        <w:t xml:space="preserve">形式存在而被腐蚀；在中性偏碱性条件下表面形成</w:t>
+      </w:r>
+      <w:r>
+        <w:rPr>
+          <w:b w:val="0"/>
+          <w:i w:val="0"/>
+          <w:iCs/>
+          <w:sz w:val="21"/>
+        </w:rPr>
+        <w:t xml:space="preserve"> Fe₂O₃ </w:t>
+      </w:r>
+      <w:r>
+        <w:rPr>
+          <w:rFonts w:hint="eastAsia" w:eastAsia="FangSong" w:ascii="Times New Roman" w:hAnsi="Times New Roman"/>
+          <w:b w:val="0"/>
+          <w:i w:val="0"/>
+          <w:iCs/>
+          <w:sz w:val="21"/>
+        </w:rPr>
+        <w:t xml:space="preserve">钝化膜（Pourbaix</w:t>
+      </w:r>
+      <w:r>
+        <w:rPr>
+          <w:b w:val="0"/>
+          <w:i w:val="0"/>
+          <w:iCs/>
+          <w:sz w:val="21"/>
+        </w:rPr>
+        <w:t xml:space="preserve"> </w:t>
+      </w:r>
+      <w:r>
+        <w:rPr>
+          <w:rFonts w:hint="eastAsia" w:eastAsia="FangSong" w:ascii="Times New Roman" w:hAnsi="Times New Roman"/>
+          <w:b w:val="0"/>
+          <w:i w:val="0"/>
+          <w:iCs/>
+          <w:sz w:val="21"/>
+        </w:rPr>
+        <w:t xml:space="preserve">图集，1974）</w:t>
+      </w:r>
+    </w:p>
+    <w:bookmarkEnd w:id="28"/>
+    <w:bookmarkStart w:id="29" w:name="浓差电池反向利用同种电对"/>
     <w:p>
       <w:pPr>
         <w:pStyle w:val="Heading3"/>
@@ -9142,6 +9994,12 @@
       <m:oMathPara>
         <m:oMathParaPr>
           <m:jc m:val="center"/>
+          <m:ctrlPr>
+            <w:rPr>
+              <w:sz w:val="28"/>
+              <w:szCs w:val="28"/>
+            </w:rPr>
+          </m:ctrlPr>
         </m:oMathParaPr>
         <m:oMath>
           <m:r>
@@ -9268,6 +10126,14 @@
         <w:t xml:space="preserve"> </w:t>
       </w:r>
       <m:oMath>
+        <m:oMathPr>
+          <m:ctrlPr>
+            <w:rPr>
+              <w:sz w:val="28"/>
+              <w:szCs w:val="28"/>
+            </w:rPr>
+          </m:ctrlPr>
+        </m:oMathPr>
         <m:r>
           <m:rPr>
             <m:sty m:val="p"/>
@@ -9321,6 +10187,14 @@
         <w:t xml:space="preserve">半电池，</w:t>
       </w:r>
       <m:oMath>
+        <m:oMathPr>
+          <m:ctrlPr>
+            <w:rPr>
+              <w:sz w:val="28"/>
+              <w:szCs w:val="28"/>
+            </w:rPr>
+          </m:ctrlPr>
+        </m:oMathPr>
         <m:sSub>
           <m:e>
             <m:r>
@@ -9353,6 +10227,14 @@
         <w:t xml:space="preserve">M，</w:t>
       </w:r>
       <m:oMath>
+        <m:oMathPr>
+          <m:ctrlPr>
+            <w:rPr>
+              <w:sz w:val="28"/>
+              <w:szCs w:val="28"/>
+            </w:rPr>
+          </m:ctrlPr>
+        </m:oMathPr>
         <m:sSub>
           <m:e>
             <m:r>
@@ -9389,6 +10271,12 @@
       <m:oMathPara>
         <m:oMathParaPr>
           <m:jc m:val="center"/>
+          <m:ctrlPr>
+            <w:rPr>
+              <w:sz w:val="28"/>
+              <w:szCs w:val="28"/>
+            </w:rPr>
+          </m:ctrlPr>
         </m:oMathParaPr>
         <m:oMath>
           <m:r>
@@ -9463,12 +10351,6 @@
         <w:pStyle w:val="BlockText"/>
       </w:pPr>
       <w:r>
-        <w:t xml:space="preserve">⚠️</w:t>
-      </w:r>
-      <w:r>
-        <w:t xml:space="preserve"> </w:t>
-      </w:r>
-      <w:r>
         <w:rPr>
           <w:rFonts w:hint="eastAsia" w:eastAsia="SimSun" w:ascii="Times New Roman" w:hAnsi="Times New Roman"/>
           <w:b/>
@@ -9539,9 +10421,9 @@
         </w:pict>
       </w:r>
     </w:p>
-    <w:bookmarkEnd w:id="23"/>
-    <w:bookmarkEnd w:id="24"/>
-    <w:bookmarkStart w:id="28" w:name="五动力学计算从稳态近似到活化参数"/>
+    <w:bookmarkEnd w:id="29"/>
+    <w:bookmarkEnd w:id="30"/>
+    <w:bookmarkStart w:id="34" w:name="五动力学计算从稳态近似到活化参数"/>
     <w:p>
       <w:pPr>
         <w:pStyle w:val="Heading2"/>
@@ -9553,7 +10435,7 @@
         <w:t xml:space="preserve">五、动力学计算——从稳态近似到活化参数</w:t>
       </w:r>
     </w:p>
-    <w:bookmarkStart w:id="25" w:name="稳态近似从机理到-k_textobs-的完整流程"/>
+    <w:bookmarkStart w:id="31" w:name="稳态近似从机理到-k_textobs-的完整流程"/>
     <w:p>
       <w:pPr>
         <w:pStyle w:val="Heading3"/>
@@ -9672,6 +10554,14 @@
         <w:t xml:space="preserve">：</w:t>
       </w:r>
       <m:oMath>
+        <m:oMathPr>
+          <m:ctrlPr>
+            <w:rPr>
+              <w:sz w:val="28"/>
+              <w:szCs w:val="28"/>
+            </w:rPr>
+          </m:ctrlPr>
+        </m:oMathPr>
         <m:f>
           <m:fPr>
             <m:type m:val="bar"/>
@@ -9773,6 +10663,14 @@
         <w:t xml:space="preserve">：</w:t>
       </w:r>
       <m:oMath>
+        <m:oMathPr>
+          <m:ctrlPr>
+            <w:rPr>
+              <w:sz w:val="28"/>
+              <w:szCs w:val="28"/>
+            </w:rPr>
+          </m:ctrlPr>
+        </m:oMathPr>
         <m:r>
           <m:t>v</m:t>
         </m:r>
@@ -9871,7 +10769,7 @@
           <w:p>
             <w:pPr>
               <w:pStyle w:val="Compact"/>
-              <w:jc w:val="left"/>
+              <w:jc w:val="center"/>
             </w:pPr>
             <w:r>
               <w:rPr>
@@ -9887,7 +10785,7 @@
           <w:p>
             <w:pPr>
               <w:pStyle w:val="Compact"/>
-              <w:jc w:val="left"/>
+              <w:jc w:val="center"/>
             </w:pPr>
             <m:oMath>
               <m:sSub>
@@ -9928,7 +10826,7 @@
           <w:p>
             <w:pPr>
               <w:pStyle w:val="Compact"/>
-              <w:jc w:val="left"/>
+              <w:jc w:val="center"/>
             </w:pPr>
             <w:r>
               <w:rPr>
@@ -9946,7 +10844,7 @@
           <w:p>
             <w:pPr>
               <w:pStyle w:val="Compact"/>
-              <w:jc w:val="left"/>
+              <w:jc w:val="center"/>
             </w:pPr>
             <m:oMath>
               <m:r>
@@ -10067,7 +10965,7 @@
           <w:p>
             <w:pPr>
               <w:pStyle w:val="Compact"/>
-              <w:jc w:val="left"/>
+              <w:jc w:val="center"/>
             </w:pPr>
             <m:oMath>
               <m:sSub>
@@ -10157,7 +11055,7 @@
           <w:p>
             <w:pPr>
               <w:pStyle w:val="Compact"/>
-              <w:jc w:val="left"/>
+              <w:jc w:val="center"/>
             </w:pPr>
             <w:r>
               <w:rPr>
@@ -10174,7 +11072,7 @@
           <w:p>
             <w:pPr>
               <w:pStyle w:val="Compact"/>
-              <w:jc w:val="left"/>
+              <w:jc w:val="center"/>
             </w:pPr>
             <m:oMath>
               <m:r>
@@ -10295,7 +11193,7 @@
           <w:p>
             <w:pPr>
               <w:pStyle w:val="Compact"/>
-              <w:jc w:val="left"/>
+              <w:jc w:val="center"/>
             </w:pPr>
             <m:oMath>
               <m:sSub>
@@ -10346,7 +11244,7 @@
           <w:p>
             <w:pPr>
               <w:pStyle w:val="Compact"/>
-              <w:jc w:val="left"/>
+              <w:jc w:val="center"/>
             </w:pPr>
             <w:r>
               <w:rPr>
@@ -10363,7 +11261,7 @@
           <w:p>
             <w:pPr>
               <w:pStyle w:val="Compact"/>
-              <w:jc w:val="left"/>
+              <w:jc w:val="center"/>
             </w:pPr>
             <w:r>
               <w:rPr>
@@ -10380,7 +11278,7 @@
           <w:p>
             <w:pPr>
               <w:pStyle w:val="Compact"/>
-              <w:jc w:val="left"/>
+              <w:jc w:val="center"/>
             </w:pPr>
             <m:oMath>
               <m:sSub>
@@ -10482,7 +11380,7 @@
           <w:p>
             <w:pPr>
               <w:pStyle w:val="Compact"/>
-              <w:jc w:val="left"/>
+              <w:jc w:val="center"/>
             </w:pPr>
             <w:r>
               <w:rPr>
@@ -10499,7 +11397,7 @@
           <w:p>
             <w:pPr>
               <w:pStyle w:val="Compact"/>
-              <w:jc w:val="left"/>
+              <w:jc w:val="center"/>
             </w:pPr>
             <m:oMath>
               <m:r>
@@ -10576,7 +11474,7 @@
           <w:p>
             <w:pPr>
               <w:pStyle w:val="Compact"/>
-              <w:jc w:val="left"/>
+              <w:jc w:val="center"/>
             </w:pPr>
             <m:oMath>
               <m:sSub>
@@ -10702,7 +11600,7 @@
           <w:p>
             <w:pPr>
               <w:pStyle w:val="Compact"/>
-              <w:jc w:val="left"/>
+              <w:jc w:val="center"/>
             </w:pPr>
             <w:r>
               <w:rPr>
@@ -10714,8 +11612,8 @@
         </w:tc>
       </w:tr>
     </w:tbl>
-    <w:bookmarkEnd w:id="25"/>
-    <w:bookmarkStart w:id="26" w:name="arrhenius-参数计算深化"/>
+    <w:bookmarkEnd w:id="31"/>
+    <w:bookmarkStart w:id="32" w:name="arrhenius-参数计算深化"/>
     <w:p>
       <w:pPr>
         <w:pStyle w:val="Heading3"/>
@@ -10777,7 +11675,7 @@
           <w:p>
             <w:pPr>
               <w:pStyle w:val="Compact"/>
-              <w:jc w:val="left"/>
+              <w:jc w:val="center"/>
             </w:pPr>
             <w:r>
               <w:rPr>
@@ -10793,7 +11691,7 @@
           <w:p>
             <w:pPr>
               <w:pStyle w:val="Compact"/>
-              <w:jc w:val="left"/>
+              <w:jc w:val="center"/>
             </w:pPr>
             <w:r>
               <w:rPr>
@@ -10827,7 +11725,7 @@
           <w:p>
             <w:pPr>
               <w:pStyle w:val="Compact"/>
-              <w:jc w:val="left"/>
+              <w:jc w:val="center"/>
             </w:pPr>
             <w:r>
               <w:rPr>
@@ -10842,7 +11740,7 @@
           <w:p>
             <w:pPr>
               <w:pStyle w:val="Compact"/>
-              <w:jc w:val="left"/>
+              <w:jc w:val="center"/>
             </w:pPr>
             <m:oMath>
               <m:r>
@@ -10976,7 +11874,7 @@
           <w:p>
             <w:pPr>
               <w:pStyle w:val="Compact"/>
-              <w:jc w:val="left"/>
+              <w:jc w:val="center"/>
             </w:pPr>
             <w:r>
               <w:rPr>
@@ -10991,7 +11889,7 @@
           <w:p>
             <w:pPr>
               <w:pStyle w:val="Compact"/>
-              <w:jc w:val="left"/>
+              <w:jc w:val="center"/>
             </w:pPr>
             <m:oMath>
               <m:r>
@@ -11171,7 +12069,7 @@
           <w:p>
             <w:pPr>
               <w:pStyle w:val="Compact"/>
-              <w:jc w:val="left"/>
+              <w:jc w:val="center"/>
             </w:pPr>
             <w:r>
               <w:rPr>
@@ -11186,7 +12084,7 @@
           <w:p>
             <w:pPr>
               <w:pStyle w:val="Compact"/>
-              <w:jc w:val="left"/>
+              <w:jc w:val="center"/>
             </w:pPr>
             <m:oMath>
               <m:r>
@@ -11665,6 +12563,14 @@
         <w:t xml:space="preserve">：</w:t>
       </w:r>
       <m:oMath>
+        <m:oMathPr>
+          <m:ctrlPr>
+            <w:rPr>
+              <w:sz w:val="28"/>
+              <w:szCs w:val="28"/>
+            </w:rPr>
+          </m:ctrlPr>
+        </m:oMathPr>
         <m:r>
           <m:rPr>
             <m:sty m:val="p"/>
@@ -11867,6 +12773,14 @@
         <w:t xml:space="preserve">一级：</w:t>
       </w:r>
       <m:oMath>
+        <m:oMathPr>
+          <m:ctrlPr>
+            <w:rPr>
+              <w:sz w:val="28"/>
+              <w:szCs w:val="28"/>
+            </w:rPr>
+          </m:ctrlPr>
+        </m:oMathPr>
         <m:r>
           <m:t>t</m:t>
         </m:r>
@@ -11932,6 +12846,14 @@
         <w:t xml:space="preserve">，</w:t>
       </w:r>
       <m:oMath>
+        <m:oMathPr>
+          <m:ctrlPr>
+            <w:rPr>
+              <w:sz w:val="28"/>
+              <w:szCs w:val="28"/>
+            </w:rPr>
+          </m:ctrlPr>
+        </m:oMathPr>
         <m:sSub>
           <m:e>
             <m:r>
@@ -11994,6 +12916,14 @@
         <w:t xml:space="preserve">二级：</w:t>
       </w:r>
       <m:oMath>
+        <m:oMathPr>
+          <m:ctrlPr>
+            <w:rPr>
+              <w:sz w:val="28"/>
+              <w:szCs w:val="28"/>
+            </w:rPr>
+          </m:ctrlPr>
+        </m:oMathPr>
         <m:r>
           <m:t>t</m:t>
         </m:r>
@@ -12104,6 +13034,14 @@
         </w:numPr>
       </w:pPr>
       <m:oMath>
+        <m:oMathPr>
+          <m:ctrlPr>
+            <w:rPr>
+              <w:sz w:val="28"/>
+              <w:szCs w:val="28"/>
+            </w:rPr>
+          </m:ctrlPr>
+        </m:oMathPr>
         <m:sSub>
           <m:e>
             <m:r>
@@ -12227,12 +13165,6 @@
         <w:pStyle w:val="BlockText"/>
       </w:pPr>
       <w:r>
-        <w:t xml:space="preserve">⚠️</w:t>
-      </w:r>
-      <w:r>
-        <w:t xml:space="preserve"> </w:t>
-      </w:r>
-      <w:r>
         <w:rPr>
           <w:rFonts w:hint="eastAsia" w:eastAsia="SimSun" w:ascii="Times New Roman" w:hAnsi="Times New Roman"/>
           <w:b/>
@@ -12250,6 +13182,14 @@
         <w:t xml:space="preserve"> </w:t>
       </w:r>
       <m:oMath>
+        <m:oMathPr>
+          <m:ctrlPr>
+            <w:rPr>
+              <w:sz w:val="28"/>
+              <w:szCs w:val="28"/>
+            </w:rPr>
+          </m:ctrlPr>
+        </m:oMathPr>
         <m:f>
           <m:fPr>
             <m:type m:val="bar"/>
@@ -12385,8 +13325,8 @@
         <w:t xml:space="preserve">）。</w:t>
       </w:r>
     </w:p>
-    <w:bookmarkEnd w:id="26"/>
-    <w:bookmarkStart w:id="27" w:name="Xda16162d5da22f1ee18190fd55923cd748f1cfb"/>
+    <w:bookmarkEnd w:id="32"/>
+    <w:bookmarkStart w:id="33" w:name="Xda16162d5da22f1ee18190fd55923cd748f1cfb"/>
     <w:p>
       <w:pPr>
         <w:pStyle w:val="Heading3"/>
@@ -12515,6 +13455,12 @@
       <m:oMathPara>
         <m:oMathParaPr>
           <m:jc m:val="center"/>
+          <m:ctrlPr>
+            <w:rPr>
+              <w:sz w:val="28"/>
+              <w:szCs w:val="28"/>
+            </w:rPr>
+          </m:ctrlPr>
         </m:oMathParaPr>
         <m:oMath>
           <m:r>
@@ -12764,7 +13710,7 @@
           <w:p>
             <w:pPr>
               <w:pStyle w:val="Compact"/>
-              <w:jc w:val="left"/>
+              <w:jc w:val="center"/>
             </w:pPr>
             <w:r>
               <w:rPr>
@@ -12780,7 +13726,7 @@
           <w:p>
             <w:pPr>
               <w:pStyle w:val="Compact"/>
-              <w:jc w:val="left"/>
+              <w:jc w:val="center"/>
             </w:pPr>
             <w:r>
               <w:rPr>
@@ -12796,7 +13742,7 @@
           <w:p>
             <w:pPr>
               <w:pStyle w:val="Compact"/>
-              <w:jc w:val="left"/>
+              <w:jc w:val="center"/>
             </w:pPr>
             <w:r>
               <w:rPr>
@@ -12814,7 +13760,7 @@
           <w:p>
             <w:pPr>
               <w:pStyle w:val="Compact"/>
-              <w:jc w:val="left"/>
+              <w:jc w:val="center"/>
             </w:pPr>
             <m:oMath>
               <m:r>
@@ -12882,7 +13828,7 @@
           <w:p>
             <w:pPr>
               <w:pStyle w:val="Compact"/>
-              <w:jc w:val="left"/>
+              <w:jc w:val="center"/>
             </w:pPr>
             <m:oMath>
               <m:sSub>
@@ -13000,7 +13946,7 @@
           <w:p>
             <w:pPr>
               <w:pStyle w:val="Compact"/>
-              <w:jc w:val="left"/>
+              <w:jc w:val="center"/>
             </w:pPr>
             <w:r>
               <w:rPr>
@@ -13017,7 +13963,7 @@
           <w:p>
             <w:pPr>
               <w:pStyle w:val="Compact"/>
-              <w:jc w:val="left"/>
+              <w:jc w:val="center"/>
             </w:pPr>
             <m:oMath>
               <m:r>
@@ -13106,7 +14052,7 @@
           <w:p>
             <w:pPr>
               <w:pStyle w:val="Compact"/>
-              <w:jc w:val="left"/>
+              <w:jc w:val="center"/>
             </w:pPr>
             <w:r>
               <w:rPr>
@@ -13127,7 +14073,7 @@
           <w:p>
             <w:pPr>
               <w:pStyle w:val="Compact"/>
-              <w:jc w:val="left"/>
+              <w:jc w:val="center"/>
             </w:pPr>
             <w:r>
               <w:rPr>
@@ -13144,7 +14090,7 @@
           <w:p>
             <w:pPr>
               <w:pStyle w:val="Compact"/>
-              <w:jc w:val="left"/>
+              <w:jc w:val="center"/>
             </w:pPr>
             <m:oMath>
               <m:r>
@@ -13188,7 +14134,7 @@
           <w:p>
             <w:pPr>
               <w:pStyle w:val="Compact"/>
-              <w:jc w:val="left"/>
+              <w:jc w:val="center"/>
             </w:pPr>
             <w:r>
               <w:rPr>
@@ -13297,7 +14243,7 @@
           <w:p>
             <w:pPr>
               <w:pStyle w:val="Compact"/>
-              <w:jc w:val="left"/>
+              <w:jc w:val="center"/>
             </w:pPr>
             <w:r>
               <w:rPr>
@@ -13359,6 +14305,14 @@
         <w:t xml:space="preserve"> </w:t>
       </w:r>
       <m:oMath>
+        <m:oMathPr>
+          <m:ctrlPr>
+            <w:rPr>
+              <w:sz w:val="28"/>
+              <w:szCs w:val="28"/>
+            </w:rPr>
+          </m:ctrlPr>
+        </m:oMathPr>
         <m:r>
           <m:rPr>
             <m:sty m:val="p"/>
@@ -13430,6 +14384,14 @@
         <w:t xml:space="preserve"> </w:t>
       </w:r>
       <m:oMath>
+        <m:oMathPr>
+          <m:ctrlPr>
+            <w:rPr>
+              <w:sz w:val="28"/>
+              <w:szCs w:val="28"/>
+            </w:rPr>
+          </m:ctrlPr>
+        </m:oMathPr>
         <m:r>
           <m:rPr>
             <m:sty m:val="p"/>
@@ -13483,6 +14445,14 @@
         <w:t xml:space="preserve"> </w:t>
       </w:r>
       <m:oMath>
+        <m:oMathPr>
+          <m:ctrlPr>
+            <w:rPr>
+              <w:sz w:val="28"/>
+              <w:szCs w:val="28"/>
+            </w:rPr>
+          </m:ctrlPr>
+        </m:oMathPr>
         <m:r>
           <m:rPr>
             <m:sty m:val="p"/>
@@ -13669,9 +14639,9 @@
         </w:pict>
       </w:r>
     </w:p>
-    <w:bookmarkEnd w:id="27"/>
-    <w:bookmarkEnd w:id="28"/>
-    <w:bookmarkStart w:id="32" w:name="六跨章节综合题三道竞赛级实战"/>
+    <w:bookmarkEnd w:id="33"/>
+    <w:bookmarkEnd w:id="34"/>
+    <w:bookmarkStart w:id="38" w:name="六跨章节综合题三道竞赛级实战"/>
     <w:p>
       <w:pPr>
         <w:pStyle w:val="Heading2"/>
@@ -13683,7 +14653,7 @@
         <w:t xml:space="preserve">六、跨章节综合题——三道竞赛级实战</w:t>
       </w:r>
     </w:p>
-    <w:bookmarkStart w:id="29" w:name="综合题一电化学-热力学-平衡联立eδgkice"/>
+    <w:bookmarkStart w:id="35" w:name="综合题一电化学-热力学-平衡联立eδgkice"/>
     <w:p>
       <w:pPr>
         <w:pStyle w:val="Heading3"/>
@@ -13720,6 +14690,14 @@
         <w:t xml:space="preserve"> </w:t>
       </w:r>
       <m:oMath>
+        <m:oMathPr>
+          <m:ctrlPr>
+            <w:rPr>
+              <w:sz w:val="28"/>
+              <w:szCs w:val="28"/>
+            </w:rPr>
+          </m:ctrlPr>
+        </m:oMathPr>
         <m:sSup>
           <m:e>
             <m:r>
@@ -13865,6 +14843,14 @@
         <w:t xml:space="preserve">V（酸性，</w:t>
       </w:r>
       <m:oMath>
+        <m:oMathPr>
+          <m:ctrlPr>
+            <w:rPr>
+              <w:sz w:val="28"/>
+              <w:szCs w:val="28"/>
+            </w:rPr>
+          </m:ctrlPr>
+        </m:oMathPr>
         <m:r>
           <m:rPr>
             <m:sty m:val="p"/>
@@ -13915,6 +14901,14 @@
         <w:t xml:space="preserve">M），</w:t>
       </w:r>
       <m:oMath>
+        <m:oMathPr>
+          <m:ctrlPr>
+            <w:rPr>
+              <w:sz w:val="28"/>
+              <w:szCs w:val="28"/>
+            </w:rPr>
+          </m:ctrlPr>
+        </m:oMathPr>
         <m:sSup>
           <m:e>
             <m:r>
@@ -14042,6 +15036,14 @@
         <w:t xml:space="preserve">反应：</w:t>
       </w:r>
       <m:oMath>
+        <m:oMathPr>
+          <m:ctrlPr>
+            <w:rPr>
+              <w:sz w:val="28"/>
+              <w:szCs w:val="28"/>
+            </w:rPr>
+          </m:ctrlPr>
+        </m:oMathPr>
         <m:r>
           <m:rPr>
             <m:sty m:val="p"/>
@@ -14345,6 +15347,14 @@
         <w:t xml:space="preserve"> </w:t>
       </w:r>
       <m:oMath>
+        <m:oMathPr>
+          <m:ctrlPr>
+            <w:rPr>
+              <w:sz w:val="28"/>
+              <w:szCs w:val="28"/>
+            </w:rPr>
+          </m:ctrlPr>
+        </m:oMathPr>
         <m:r>
           <m:rPr>
             <m:sty m:val="p"/>
@@ -14433,6 +15443,14 @@
         <w:t xml:space="preserve">M，</w:t>
       </w:r>
       <m:oMath>
+        <m:oMathPr>
+          <m:ctrlPr>
+            <w:rPr>
+              <w:sz w:val="28"/>
+              <w:szCs w:val="28"/>
+            </w:rPr>
+          </m:ctrlPr>
+        </m:oMathPr>
         <m:r>
           <m:rPr>
             <m:sty m:val="p"/>
@@ -14495,6 +15513,14 @@
         <w:t xml:space="preserve">M，</w:t>
       </w:r>
       <m:oMath>
+        <m:oMathPr>
+          <m:ctrlPr>
+            <w:rPr>
+              <w:sz w:val="28"/>
+              <w:szCs w:val="28"/>
+            </w:rPr>
+          </m:ctrlPr>
+        </m:oMathPr>
         <m:r>
           <m:rPr>
             <m:sty m:val="p"/>
@@ -14548,6 +15574,14 @@
         <w:t xml:space="preserve"> </w:t>
       </w:r>
       <m:oMath>
+        <m:oMathPr>
+          <m:ctrlPr>
+            <w:rPr>
+              <w:sz w:val="28"/>
+              <w:szCs w:val="28"/>
+            </w:rPr>
+          </m:ctrlPr>
+        </m:oMathPr>
         <m:r>
           <m:rPr>
             <m:sty m:val="p"/>
@@ -14778,6 +15812,14 @@
         <w:pStyle w:val="FirstParagraph"/>
       </w:pPr>
       <m:oMath>
+        <m:oMathPr>
+          <m:ctrlPr>
+            <w:rPr>
+              <w:sz w:val="28"/>
+              <w:szCs w:val="28"/>
+            </w:rPr>
+          </m:ctrlPr>
+        </m:oMathPr>
         <m:r>
           <m:t>K</m:t>
         </m:r>
@@ -14871,6 +15913,14 @@
         <w:t xml:space="preserve"> </w:t>
       </w:r>
       <m:oMath>
+        <m:oMathPr>
+          <m:ctrlPr>
+            <w:rPr>
+              <w:sz w:val="28"/>
+              <w:szCs w:val="28"/>
+            </w:rPr>
+          </m:ctrlPr>
+        </m:oMathPr>
         <m:r>
           <m:rPr>
             <m:sty m:val="p"/>
@@ -14945,6 +15995,12 @@
       <m:oMathPara>
         <m:oMathParaPr>
           <m:jc m:val="center"/>
+          <m:ctrlPr>
+            <w:rPr>
+              <w:sz w:val="28"/>
+              <w:szCs w:val="28"/>
+            </w:rPr>
+          </m:ctrlPr>
         </m:oMathParaPr>
         <m:oMath>
           <m:eqArr>
@@ -15407,6 +16463,14 @@
         <w:t xml:space="preserve">验证：</w:t>
       </w:r>
       <m:oMath>
+        <m:oMathPr>
+          <m:ctrlPr>
+            <w:rPr>
+              <w:sz w:val="28"/>
+              <w:szCs w:val="28"/>
+            </w:rPr>
+          </m:ctrlPr>
+        </m:oMathPr>
         <m:r>
           <m:t>K</m:t>
         </m:r>
@@ -15698,12 +16762,6 @@
         <w:pStyle w:val="BlockText"/>
       </w:pPr>
       <w:r>
-        <w:t xml:space="preserve">💡</w:t>
-      </w:r>
-      <w:r>
-        <w:t xml:space="preserve"> </w:t>
-      </w:r>
-      <w:r>
         <w:rPr>
           <w:rFonts w:hint="eastAsia" w:eastAsia="SimSun" w:ascii="Times New Roman" w:hAnsi="Times New Roman"/>
           <w:b/>
@@ -15799,6 +16857,14 @@
         <w:t xml:space="preserve"> </w:t>
       </w:r>
       <m:oMath>
+        <m:oMathPr>
+          <m:ctrlPr>
+            <w:rPr>
+              <w:sz w:val="28"/>
+              <w:szCs w:val="28"/>
+            </w:rPr>
+          </m:ctrlPr>
+        </m:oMathPr>
         <m:r>
           <m:rPr>
             <m:sty m:val="p"/>
@@ -15878,8 +16944,8 @@
         <w:t xml:space="preserve">不等于”反应物完全耗光”——要判断哪个是限量试剂。</w:t>
       </w:r>
     </w:p>
-    <w:bookmarkEnd w:id="29"/>
-    <w:bookmarkStart w:id="30" w:name="综合题二e-k_sp-k_f-三层联立电化学-平衡耦合"/>
+    <w:bookmarkEnd w:id="35"/>
+    <w:bookmarkStart w:id="36" w:name="综合题二e-k_sp-k_f-三层联立电化学-平衡耦合"/>
     <w:p>
       <w:pPr>
         <w:pStyle w:val="Heading3"/>
@@ -15925,6 +16991,14 @@
         <w:t xml:space="preserve"> </w:t>
       </w:r>
       <m:oMath>
+        <m:oMathPr>
+          <m:ctrlPr>
+            <w:rPr>
+              <w:sz w:val="28"/>
+              <w:szCs w:val="28"/>
+            </w:rPr>
+          </m:ctrlPr>
+        </m:oMathPr>
         <m:sSup>
           <m:e>
             <m:r>
@@ -16020,6 +17094,14 @@
         <w:t xml:space="preserve">V，</w:t>
       </w:r>
       <m:oMath>
+        <m:oMathPr>
+          <m:ctrlPr>
+            <w:rPr>
+              <w:sz w:val="28"/>
+              <w:szCs w:val="28"/>
+            </w:rPr>
+          </m:ctrlPr>
+        </m:oMathPr>
         <m:sSub>
           <m:e>
             <m:r>
@@ -16113,6 +17195,14 @@
         <w:t xml:space="preserve">，</w:t>
       </w:r>
       <m:oMath>
+        <m:oMathPr>
+          <m:ctrlPr>
+            <w:rPr>
+              <w:sz w:val="28"/>
+              <w:szCs w:val="28"/>
+            </w:rPr>
+          </m:ctrlPr>
+        </m:oMathPr>
         <m:sSub>
           <m:e>
             <m:r>
@@ -16255,6 +17345,14 @@
         <w:t xml:space="preserve"> </w:t>
       </w:r>
       <m:oMath>
+        <m:oMathPr>
+          <m:ctrlPr>
+            <w:rPr>
+              <w:sz w:val="28"/>
+              <w:szCs w:val="28"/>
+            </w:rPr>
+          </m:ctrlPr>
+        </m:oMathPr>
         <m:sSup>
           <m:e>
             <m:r>
@@ -16347,6 +17445,14 @@
         <w:t xml:space="preserve"> </w:t>
       </w:r>
       <m:oMath>
+        <m:oMathPr>
+          <m:ctrlPr>
+            <w:rPr>
+              <w:sz w:val="28"/>
+              <w:szCs w:val="28"/>
+            </w:rPr>
+          </m:ctrlPr>
+        </m:oMathPr>
         <m:sSup>
           <m:e>
             <m:r>
@@ -16483,6 +17589,14 @@
         <w:t xml:space="preserve"> </w:t>
       </w:r>
       <m:oMath>
+        <m:oMathPr>
+          <m:ctrlPr>
+            <w:rPr>
+              <w:sz w:val="28"/>
+              <w:szCs w:val="28"/>
+            </w:rPr>
+          </m:ctrlPr>
+        </m:oMathPr>
         <m:r>
           <m:rPr>
             <m:sty m:val="p"/>
@@ -16539,6 +17653,14 @@
         <w:t xml:space="preserve">M，</w:t>
       </w:r>
       <m:oMath>
+        <m:oMathPr>
+          <m:ctrlPr>
+            <w:rPr>
+              <w:sz w:val="28"/>
+              <w:szCs w:val="28"/>
+            </w:rPr>
+          </m:ctrlPr>
+        </m:oMathPr>
         <m:r>
           <m:rPr>
             <m:sty m:val="p"/>
@@ -16659,6 +17781,14 @@
         <w:t xml:space="preserve">：</w:t>
       </w:r>
       <m:oMath>
+        <m:oMathPr>
+          <m:ctrlPr>
+            <w:rPr>
+              <w:sz w:val="28"/>
+              <w:szCs w:val="28"/>
+            </w:rPr>
+          </m:ctrlPr>
+        </m:oMathPr>
         <m:r>
           <m:rPr>
             <m:sty m:val="p"/>
@@ -16783,6 +17913,14 @@
         </w:numPr>
       </w:pPr>
       <m:oMath>
+        <m:oMathPr>
+          <m:ctrlPr>
+            <w:rPr>
+              <w:sz w:val="28"/>
+              <w:szCs w:val="28"/>
+            </w:rPr>
+          </m:ctrlPr>
+        </m:oMathPr>
         <m:r>
           <m:rPr>
             <m:sty m:val="p"/>
@@ -16924,6 +18062,12 @@
       <m:oMathPara>
         <m:oMathParaPr>
           <m:jc m:val="center"/>
+          <m:ctrlPr>
+            <w:rPr>
+              <w:sz w:val="28"/>
+              <w:szCs w:val="28"/>
+            </w:rPr>
+          </m:ctrlPr>
         </m:oMathParaPr>
         <m:oMath>
           <m:eqArr>
@@ -17298,6 +18442,14 @@
         </w:numPr>
       </w:pPr>
       <m:oMath>
+        <m:oMathPr>
+          <m:ctrlPr>
+            <w:rPr>
+              <w:sz w:val="28"/>
+              <w:szCs w:val="28"/>
+            </w:rPr>
+          </m:ctrlPr>
+        </m:oMathPr>
         <m:r>
           <m:rPr>
             <m:sty m:val="p"/>
@@ -17453,6 +18605,12 @@
       <m:oMathPara>
         <m:oMathParaPr>
           <m:jc m:val="center"/>
+          <m:ctrlPr>
+            <w:rPr>
+              <w:sz w:val="28"/>
+              <w:szCs w:val="28"/>
+            </w:rPr>
+          </m:ctrlPr>
         </m:oMathParaPr>
         <m:oMath>
           <m:eqArr>
@@ -17852,6 +19010,14 @@
         <w:t xml:space="preserve"> </w:t>
       </w:r>
       <m:oMath>
+        <m:oMathPr>
+          <m:ctrlPr>
+            <w:rPr>
+              <w:sz w:val="28"/>
+              <w:szCs w:val="28"/>
+            </w:rPr>
+          </m:ctrlPr>
+        </m:oMathPr>
         <m:r>
           <m:rPr>
             <m:sty m:val="p"/>
@@ -17908,6 +19074,14 @@
         <w:t xml:space="preserve">M，</w:t>
       </w:r>
       <m:oMath>
+        <m:oMathPr>
+          <m:ctrlPr>
+            <w:rPr>
+              <w:sz w:val="28"/>
+              <w:szCs w:val="28"/>
+            </w:rPr>
+          </m:ctrlPr>
+        </m:oMathPr>
         <m:r>
           <m:rPr>
             <m:sty m:val="p"/>
@@ -18009,6 +19183,12 @@
       <m:oMathPara>
         <m:oMathParaPr>
           <m:jc m:val="center"/>
+          <m:ctrlPr>
+            <w:rPr>
+              <w:sz w:val="28"/>
+              <w:szCs w:val="28"/>
+            </w:rPr>
+          </m:ctrlPr>
         </m:oMathParaPr>
         <m:oMath>
           <m:r>
@@ -18435,6 +19615,14 @@
         <w:t xml:space="preserve">从沉淀平衡：</w:t>
       </w:r>
       <m:oMath>
+        <m:oMathPr>
+          <m:ctrlPr>
+            <w:rPr>
+              <w:sz w:val="28"/>
+              <w:szCs w:val="28"/>
+            </w:rPr>
+          </m:ctrlPr>
+        </m:oMathPr>
         <m:r>
           <m:rPr>
             <m:sty m:val="p"/>
@@ -18626,6 +19814,14 @@
         <w:t xml:space="preserve">从配位平衡：</w:t>
       </w:r>
       <m:oMath>
+        <m:oMathPr>
+          <m:ctrlPr>
+            <w:rPr>
+              <w:sz w:val="28"/>
+              <w:szCs w:val="28"/>
+            </w:rPr>
+          </m:ctrlPr>
+        </m:oMathPr>
         <m:r>
           <m:rPr>
             <m:sty m:val="p"/>
@@ -19104,6 +20300,12 @@
       <m:oMathPara>
         <m:oMathParaPr>
           <m:jc m:val="center"/>
+          <m:ctrlPr>
+            <w:rPr>
+              <w:sz w:val="28"/>
+              <w:szCs w:val="28"/>
+            </w:rPr>
+          </m:ctrlPr>
         </m:oMathParaPr>
         <m:oMath>
           <m:r>
@@ -19217,12 +20419,6 @@
         <w:pStyle w:val="BlockText"/>
       </w:pPr>
       <w:r>
-        <w:t xml:space="preserve">⚠️</w:t>
-      </w:r>
-      <w:r>
-        <w:t xml:space="preserve"> </w:t>
-      </w:r>
-      <w:r>
         <w:rPr>
           <w:rFonts w:hint="eastAsia" w:eastAsia="SimSun" w:ascii="Times New Roman" w:hAnsi="Times New Roman"/>
           <w:b/>
@@ -19275,6 +20471,14 @@
         <w:t xml:space="preserve">浓度的影响不是简单的”取小值”——需要同时满足两个平衡。在实际体系中，</w:t>
       </w:r>
       <m:oMath>
+        <m:oMathPr>
+          <m:ctrlPr>
+            <w:rPr>
+              <w:sz w:val="28"/>
+              <w:szCs w:val="28"/>
+            </w:rPr>
+          </m:ctrlPr>
+        </m:oMathPr>
         <m:r>
           <m:rPr>
             <m:sty m:val="p"/>
@@ -19427,8 +20631,8 @@
         <w:t xml:space="preserve">更多溶解。这是”耦合”的经典体现。</w:t>
       </w:r>
     </w:p>
-    <w:bookmarkEnd w:id="30"/>
-    <w:bookmarkStart w:id="31" w:name="综合题三ek动力学-全链联用"/>
+    <w:bookmarkEnd w:id="36"/>
+    <w:bookmarkStart w:id="37" w:name="综合题三ek动力学-全链联用"/>
     <w:p>
       <w:pPr>
         <w:pStyle w:val="Heading3"/>
@@ -19522,6 +20726,12 @@
       <m:oMathPara>
         <m:oMathParaPr>
           <m:jc m:val="center"/>
+          <m:ctrlPr>
+            <w:rPr>
+              <w:sz w:val="28"/>
+              <w:szCs w:val="28"/>
+            </w:rPr>
+          </m:ctrlPr>
         </m:oMathParaPr>
         <m:oMath>
           <m:r>
@@ -19673,6 +20883,14 @@
         <w:t xml:space="preserve"> </w:t>
       </w:r>
       <m:oMath>
+        <m:oMathPr>
+          <m:ctrlPr>
+            <w:rPr>
+              <w:sz w:val="28"/>
+              <w:szCs w:val="28"/>
+            </w:rPr>
+          </m:ctrlPr>
+        </m:oMathPr>
         <m:sSub>
           <m:e>
             <m:r>
@@ -19777,6 +20995,14 @@
         <w:t xml:space="preserve">，</w:t>
       </w:r>
       <m:oMath>
+        <m:oMathPr>
+          <m:ctrlPr>
+            <w:rPr>
+              <w:sz w:val="28"/>
+              <w:szCs w:val="28"/>
+            </w:rPr>
+          </m:ctrlPr>
+        </m:oMathPr>
         <m:sSub>
           <m:e>
             <m:r>
@@ -19872,6 +21098,14 @@
         <w:t xml:space="preserve">值），</w:t>
       </w:r>
       <m:oMath>
+        <m:oMathPr>
+          <m:ctrlPr>
+            <w:rPr>
+              <w:sz w:val="28"/>
+              <w:szCs w:val="28"/>
+            </w:rPr>
+          </m:ctrlPr>
+        </m:oMathPr>
         <m:sSub>
           <m:e>
             <m:r>
@@ -19967,6 +21201,14 @@
         <w:t xml:space="preserve"> </w:t>
       </w:r>
       <m:oMath>
+        <m:oMathPr>
+          <m:ctrlPr>
+            <w:rPr>
+              <w:sz w:val="28"/>
+              <w:szCs w:val="28"/>
+            </w:rPr>
+          </m:ctrlPr>
+        </m:oMathPr>
         <m:r>
           <m:t>v</m:t>
         </m:r>
@@ -20038,6 +21280,14 @@
         <w:t xml:space="preserve"> </w:t>
       </w:r>
       <m:oMath>
+        <m:oMathPr>
+          <m:ctrlPr>
+            <w:rPr>
+              <w:sz w:val="28"/>
+              <w:szCs w:val="28"/>
+            </w:rPr>
+          </m:ctrlPr>
+        </m:oMathPr>
         <m:r>
           <m:rPr>
             <m:sty m:val="p"/>
@@ -20085,6 +21335,14 @@
         <w:t xml:space="preserve">M，</w:t>
       </w:r>
       <m:oMath>
+        <m:oMathPr>
+          <m:ctrlPr>
+            <w:rPr>
+              <w:sz w:val="28"/>
+              <w:szCs w:val="28"/>
+            </w:rPr>
+          </m:ctrlPr>
+        </m:oMathPr>
         <m:r>
           <m:rPr>
             <m:sty m:val="p"/>
@@ -20170,6 +21428,14 @@
         <w:t xml:space="preserve"> </w:t>
       </w:r>
       <m:oMath>
+        <m:oMathPr>
+          <m:ctrlPr>
+            <w:rPr>
+              <w:sz w:val="28"/>
+              <w:szCs w:val="28"/>
+            </w:rPr>
+          </m:ctrlPr>
+        </m:oMathPr>
         <m:sSub>
           <m:e>
             <m:r>
@@ -20205,6 +21471,14 @@
         <w:t xml:space="preserve">kJ/mol，</w:t>
       </w:r>
       <m:oMath>
+        <m:oMathPr>
+          <m:ctrlPr>
+            <w:rPr>
+              <w:sz w:val="28"/>
+              <w:szCs w:val="28"/>
+            </w:rPr>
+          </m:ctrlPr>
+        </m:oMathPr>
         <m:sSub>
           <m:e>
             <m:r>
@@ -20252,6 +21526,14 @@
         <w:t xml:space="preserve">kJ/mol，</w:t>
       </w:r>
       <m:oMath>
+        <m:oMathPr>
+          <m:ctrlPr>
+            <w:rPr>
+              <w:sz w:val="28"/>
+              <w:szCs w:val="28"/>
+            </w:rPr>
+          </m:ctrlPr>
+        </m:oMathPr>
         <m:sSub>
           <m:e>
             <m:r>
@@ -20290,6 +21572,14 @@
         <w:t xml:space="preserve"> </w:t>
       </w:r>
       <m:oMath>
+        <m:oMathPr>
+          <m:ctrlPr>
+            <w:rPr>
+              <w:sz w:val="28"/>
+              <w:szCs w:val="28"/>
+            </w:rPr>
+          </m:ctrlPr>
+        </m:oMathPr>
         <m:sSub>
           <m:e>
             <m:r>
@@ -20354,6 +21644,14 @@
         <w:t xml:space="preserve">稳态近似（因各步速率常数可比，</w:t>
       </w:r>
       <m:oMath>
+        <m:oMathPr>
+          <m:ctrlPr>
+            <w:rPr>
+              <w:sz w:val="28"/>
+              <w:szCs w:val="28"/>
+            </w:rPr>
+          </m:ctrlPr>
+        </m:oMathPr>
         <m:sSub>
           <m:e>
             <m:r>
@@ -20401,6 +21699,14 @@
         <w:t xml:space="preserve">不成立，</w:t>
       </w:r>
       <m:oMath>
+        <m:oMathPr>
+          <m:ctrlPr>
+            <w:rPr>
+              <w:sz w:val="28"/>
+              <w:szCs w:val="28"/>
+            </w:rPr>
+          </m:ctrlPr>
+        </m:oMathPr>
         <m:sSub>
           <m:e>
             <m:r>
@@ -20455,6 +21761,12 @@
       <m:oMathPara>
         <m:oMathParaPr>
           <m:jc m:val="center"/>
+          <m:ctrlPr>
+            <w:rPr>
+              <w:sz w:val="28"/>
+              <w:szCs w:val="28"/>
+            </w:rPr>
+          </m:ctrlPr>
         </m:oMathParaPr>
         <m:oMath>
           <m:f>
@@ -20773,6 +22085,12 @@
       <m:oMathPara>
         <m:oMathParaPr>
           <m:jc m:val="center"/>
+          <m:ctrlPr>
+            <w:rPr>
+              <w:sz w:val="28"/>
+              <w:szCs w:val="28"/>
+            </w:rPr>
+          </m:ctrlPr>
         </m:oMathParaPr>
         <m:oMath>
           <m:r>
@@ -20981,6 +22299,14 @@
         <w:t xml:space="preserve">代入数值：</w:t>
       </w:r>
       <m:oMath>
+        <m:oMathPr>
+          <m:ctrlPr>
+            <w:rPr>
+              <w:sz w:val="28"/>
+              <w:szCs w:val="28"/>
+            </w:rPr>
+          </m:ctrlPr>
+        </m:oMathPr>
         <m:sSub>
           <m:e>
             <m:r>
@@ -21313,6 +22639,14 @@
         </w:numPr>
       </w:pPr>
       <m:oMath>
+        <m:oMathPr>
+          <m:ctrlPr>
+            <w:rPr>
+              <w:sz w:val="28"/>
+              <w:szCs w:val="28"/>
+            </w:rPr>
+          </m:ctrlPr>
+        </m:oMathPr>
         <m:sSub>
           <m:e>
             <m:r>
@@ -21547,6 +22881,12 @@
       <m:oMathPara>
         <m:oMathParaPr>
           <m:jc m:val="center"/>
+          <m:ctrlPr>
+            <w:rPr>
+              <w:sz w:val="28"/>
+              <w:szCs w:val="28"/>
+            </w:rPr>
+          </m:ctrlPr>
         </m:oMathParaPr>
         <m:oMath>
           <m:sSub>
@@ -21783,6 +23123,14 @@
         <w:t xml:space="preserve">代入：</w:t>
       </w:r>
       <m:oMath>
+        <m:oMathPr>
+          <m:ctrlPr>
+            <w:rPr>
+              <w:sz w:val="28"/>
+              <w:szCs w:val="28"/>
+            </w:rPr>
+          </m:ctrlPr>
+        </m:oMathPr>
         <m:f>
           <m:fPr>
             <m:type m:val="bar"/>
@@ -21926,6 +23274,14 @@
         <w:t xml:space="preserve">，</w:t>
       </w:r>
       <m:oMath>
+        <m:oMathPr>
+          <m:ctrlPr>
+            <w:rPr>
+              <w:sz w:val="28"/>
+              <w:szCs w:val="28"/>
+            </w:rPr>
+          </m:ctrlPr>
+        </m:oMathPr>
         <m:f>
           <m:fPr>
             <m:type m:val="bar"/>
@@ -22076,6 +23432,12 @@
       <m:oMathPara>
         <m:oMathParaPr>
           <m:jc m:val="center"/>
+          <m:ctrlPr>
+            <w:rPr>
+              <w:sz w:val="28"/>
+              <w:szCs w:val="28"/>
+            </w:rPr>
+          </m:ctrlPr>
         </m:oMathParaPr>
         <m:oMath>
           <m:sSub>
@@ -22219,6 +23581,14 @@
         <w:t xml:space="preserve"> </w:t>
       </w:r>
       <m:oMath>
+        <m:oMathPr>
+          <m:ctrlPr>
+            <w:rPr>
+              <w:sz w:val="28"/>
+              <w:szCs w:val="28"/>
+            </w:rPr>
+          </m:ctrlPr>
+        </m:oMathPr>
         <m:r>
           <m:t>v</m:t>
         </m:r>
@@ -22344,6 +23714,14 @@
         <w:t xml:space="preserve"> </w:t>
       </w:r>
       <m:oMath>
+        <m:oMathPr>
+          <m:ctrlPr>
+            <w:rPr>
+              <w:sz w:val="28"/>
+              <w:szCs w:val="28"/>
+            </w:rPr>
+          </m:ctrlPr>
+        </m:oMathPr>
         <m:sSub>
           <m:e>
             <m:r>
@@ -22439,6 +23817,14 @@
         <w:t xml:space="preserve"> </w:t>
       </w:r>
       <m:oMath>
+        <m:oMathPr>
+          <m:ctrlPr>
+            <w:rPr>
+              <w:sz w:val="28"/>
+              <w:szCs w:val="28"/>
+            </w:rPr>
+          </m:ctrlPr>
+        </m:oMathPr>
         <m:sSub>
           <m:e>
             <m:r>
@@ -22486,12 +23872,6 @@
         <w:pStyle w:val="BlockText"/>
       </w:pPr>
       <w:r>
-        <w:t xml:space="preserve">💡</w:t>
-      </w:r>
-      <w:r>
-        <w:t xml:space="preserve"> </w:t>
-      </w:r>
-      <w:r>
         <w:rPr>
           <w:rFonts w:hint="eastAsia" w:eastAsia="SimSun" w:ascii="Times New Roman" w:hAnsi="Times New Roman"/>
           <w:b/>
@@ -22538,6 +23918,14 @@
         <w:t xml:space="preserve">。这是因为第一步可逆且逆反应活化能大（</w:t>
       </w:r>
       <m:oMath>
+        <m:oMathPr>
+          <m:ctrlPr>
+            <w:rPr>
+              <w:sz w:val="28"/>
+              <w:szCs w:val="28"/>
+            </w:rPr>
+          </m:ctrlPr>
+        </m:oMathPr>
         <m:sSub>
           <m:e>
             <m:r>
@@ -22688,9 +24076,9 @@
         </w:pict>
       </w:r>
     </w:p>
-    <w:bookmarkEnd w:id="31"/>
-    <w:bookmarkEnd w:id="32"/>
-    <w:bookmarkStart w:id="33" w:name="七核心速查计算链中的万能转接头"/>
+    <w:bookmarkEnd w:id="37"/>
+    <w:bookmarkEnd w:id="38"/>
+    <w:bookmarkStart w:id="39" w:name="七核心速查计算链中的万能转接头"/>
     <w:p>
       <w:pPr>
         <w:pStyle w:val="Heading2"/>
@@ -22724,7 +24112,7 @@
           <w:p>
             <w:pPr>
               <w:pStyle w:val="Compact"/>
-              <w:jc w:val="left"/>
+              <w:jc w:val="center"/>
             </w:pPr>
             <w:r>
               <w:rPr>
@@ -22740,7 +24128,7 @@
           <w:p>
             <w:pPr>
               <w:pStyle w:val="Compact"/>
-              <w:jc w:val="left"/>
+              <w:jc w:val="center"/>
             </w:pPr>
             <w:r>
               <w:rPr>
@@ -22756,7 +24144,7 @@
           <w:p>
             <w:pPr>
               <w:pStyle w:val="Compact"/>
-              <w:jc w:val="left"/>
+              <w:jc w:val="center"/>
             </w:pPr>
             <w:r>
               <w:rPr>
@@ -22790,7 +24178,7 @@
           <w:p>
             <w:pPr>
               <w:pStyle w:val="Compact"/>
-              <w:jc w:val="left"/>
+              <w:jc w:val="center"/>
             </w:pPr>
             <m:oMath>
               <m:r>
@@ -22849,7 +24237,7 @@
           <w:p>
             <w:pPr>
               <w:pStyle w:val="Compact"/>
-              <w:jc w:val="left"/>
+              <w:jc w:val="center"/>
             </w:pPr>
             <w:r>
               <w:rPr>
@@ -22899,7 +24287,7 @@
           <w:p>
             <w:pPr>
               <w:pStyle w:val="Compact"/>
-              <w:jc w:val="left"/>
+              <w:jc w:val="center"/>
             </w:pPr>
             <m:oMath>
               <m:r>
@@ -23051,7 +24439,7 @@
           <w:p>
             <w:pPr>
               <w:pStyle w:val="Compact"/>
-              <w:jc w:val="left"/>
+              <w:jc w:val="center"/>
             </w:pPr>
             <m:oMath>
               <m:r>
@@ -23116,7 +24504,7 @@
           <w:p>
             <w:pPr>
               <w:pStyle w:val="Compact"/>
-              <w:jc w:val="left"/>
+              <w:jc w:val="center"/>
             </w:pPr>
             <m:oMath>
               <m:r>
@@ -23151,7 +24539,7 @@
           <w:p>
             <w:pPr>
               <w:pStyle w:val="Compact"/>
-              <w:jc w:val="left"/>
+              <w:jc w:val="center"/>
             </w:pPr>
             <m:oMath>
               <m:r>
@@ -23314,7 +24702,7 @@
           <w:p>
             <w:pPr>
               <w:pStyle w:val="Compact"/>
-              <w:jc w:val="left"/>
+              <w:jc w:val="center"/>
             </w:pPr>
             <m:oMath>
               <m:r>
@@ -23385,7 +24773,7 @@
           <w:p>
             <w:pPr>
               <w:pStyle w:val="Compact"/>
-              <w:jc w:val="left"/>
+              <w:jc w:val="center"/>
             </w:pPr>
             <w:r>
               <w:rPr>
@@ -23432,7 +24820,7 @@
           <w:p>
             <w:pPr>
               <w:pStyle w:val="Compact"/>
-              <w:jc w:val="left"/>
+              <w:jc w:val="center"/>
             </w:pPr>
             <m:oMath>
               <m:r>
@@ -23539,7 +24927,7 @@
           <w:p>
             <w:pPr>
               <w:pStyle w:val="Compact"/>
-              <w:jc w:val="left"/>
+              <w:jc w:val="center"/>
             </w:pPr>
             <m:oMath>
               <m:r>
@@ -23689,7 +25077,7 @@
           <w:p>
             <w:pPr>
               <w:pStyle w:val="Compact"/>
-              <w:jc w:val="left"/>
+              <w:jc w:val="center"/>
             </w:pPr>
             <m:oMath>
               <m:sSub>
@@ -23748,7 +25136,7 @@
           <w:p>
             <w:pPr>
               <w:pStyle w:val="Compact"/>
-              <w:jc w:val="left"/>
+              <w:jc w:val="center"/>
             </w:pPr>
             <m:oMath>
               <m:r>
@@ -23832,7 +25220,7 @@
           <w:p>
             <w:pPr>
               <w:pStyle w:val="Compact"/>
-              <w:jc w:val="left"/>
+              <w:jc w:val="center"/>
             </w:pPr>
             <w:r>
               <w:rPr>
@@ -24003,7 +25391,7 @@
           <w:p>
             <w:pPr>
               <w:pStyle w:val="Compact"/>
-              <w:jc w:val="left"/>
+              <w:jc w:val="center"/>
             </w:pPr>
             <w:r>
               <w:rPr>
@@ -24030,7 +25418,7 @@
           <w:p>
             <w:pPr>
               <w:pStyle w:val="Compact"/>
-              <w:jc w:val="left"/>
+              <w:jc w:val="center"/>
             </w:pPr>
             <m:oMath>
               <m:r>
@@ -24319,6 +25707,14 @@
         <w:t xml:space="preserve">是自发方向，</w:t>
       </w:r>
       <m:oMath>
+        <m:oMathPr>
+          <m:ctrlPr>
+            <w:rPr>
+              <w:sz w:val="28"/>
+              <w:szCs w:val="28"/>
+            </w:rPr>
+          </m:ctrlPr>
+        </m:oMathPr>
         <m:sSub>
           <m:e>
             <m:r>
@@ -24474,8 +25870,8 @@
         </w:pict>
       </w:r>
     </w:p>
-    <w:bookmarkEnd w:id="33"/>
-    <w:bookmarkStart w:id="37" w:name="八练习题"/>
+    <w:bookmarkEnd w:id="39"/>
+    <w:bookmarkStart w:id="43" w:name="八练习题"/>
     <w:p>
       <w:pPr>
         <w:pStyle w:val="Heading2"/>
@@ -24487,7 +25883,7 @@
         <w:t xml:space="preserve">八、练习题</w:t>
       </w:r>
     </w:p>
-    <w:bookmarkStart w:id="34" w:name="基础巩固"/>
+    <w:bookmarkStart w:id="40" w:name="基础巩固"/>
     <w:p>
       <w:pPr>
         <w:pStyle w:val="Heading3"/>
@@ -24572,6 +25968,14 @@
         <w:t xml:space="preserve"> </w:t>
       </w:r>
       <m:oMath>
+        <m:oMathPr>
+          <m:ctrlPr>
+            <w:rPr>
+              <w:sz w:val="28"/>
+              <w:szCs w:val="28"/>
+            </w:rPr>
+          </m:ctrlPr>
+        </m:oMathPr>
         <m:sSub>
           <m:e>
             <m:r>
@@ -24921,6 +26325,14 @@
         <w:t xml:space="preserve"> </w:t>
       </w:r>
       <m:oMath>
+        <m:oMathPr>
+          <m:ctrlPr>
+            <w:rPr>
+              <w:sz w:val="28"/>
+              <w:szCs w:val="28"/>
+            </w:rPr>
+          </m:ctrlPr>
+        </m:oMathPr>
         <m:r>
           <m:rPr>
             <m:sty m:val="p"/>
@@ -25009,6 +26421,14 @@
         <w:t xml:space="preserve"> </w:t>
       </w:r>
       <m:oMath>
+        <m:oMathPr>
+          <m:ctrlPr>
+            <w:rPr>
+              <w:sz w:val="28"/>
+              <w:szCs w:val="28"/>
+            </w:rPr>
+          </m:ctrlPr>
+        </m:oMathPr>
         <m:r>
           <m:rPr>
             <m:sty m:val="p"/>
@@ -25079,6 +26499,14 @@
         <w:t xml:space="preserve">M，</w:t>
       </w:r>
       <m:oMath>
+        <m:oMathPr>
+          <m:ctrlPr>
+            <w:rPr>
+              <w:sz w:val="28"/>
+              <w:szCs w:val="28"/>
+            </w:rPr>
+          </m:ctrlPr>
+        </m:oMathPr>
         <m:r>
           <m:rPr>
             <m:sty m:val="p"/>
@@ -25153,6 +26581,14 @@
         <w:t xml:space="preserve"> </w:t>
       </w:r>
       <m:oMath>
+        <m:oMathPr>
+          <m:ctrlPr>
+            <w:rPr>
+              <w:sz w:val="28"/>
+              <w:szCs w:val="28"/>
+            </w:rPr>
+          </m:ctrlPr>
+        </m:oMathPr>
         <m:sSup>
           <m:e>
             <m:r>
@@ -25302,6 +26738,14 @@
         <w:t xml:space="preserve"> </w:t>
       </w:r>
       <m:oMath>
+        <m:oMathPr>
+          <m:ctrlPr>
+            <w:rPr>
+              <w:sz w:val="28"/>
+              <w:szCs w:val="28"/>
+            </w:rPr>
+          </m:ctrlPr>
+        </m:oMathPr>
         <m:r>
           <m:rPr>
             <m:sty m:val="p"/>
@@ -25388,8 +26832,8 @@
         <w:t xml:space="preserve">，用稳态近似推导总速率方程。</w:t>
       </w:r>
     </w:p>
-    <w:bookmarkEnd w:id="34"/>
-    <w:bookmarkStart w:id="35" w:name="提高训练"/>
+    <w:bookmarkEnd w:id="40"/>
+    <w:bookmarkStart w:id="41" w:name="提高训练"/>
     <w:p>
       <w:pPr>
         <w:pStyle w:val="Heading3"/>
@@ -25426,6 +26870,14 @@
         <w:t xml:space="preserve">：</w:t>
       </w:r>
       <m:oMath>
+        <m:oMathPr>
+          <m:ctrlPr>
+            <w:rPr>
+              <w:sz w:val="28"/>
+              <w:szCs w:val="28"/>
+            </w:rPr>
+          </m:ctrlPr>
+        </m:oMathPr>
         <m:r>
           <m:rPr>
             <m:sty m:val="p"/>
@@ -25528,6 +26980,14 @@
         <w:t xml:space="preserve"> </w:t>
       </w:r>
       <m:oMath>
+        <m:oMathPr>
+          <m:ctrlPr>
+            <w:rPr>
+              <w:sz w:val="28"/>
+              <w:szCs w:val="28"/>
+            </w:rPr>
+          </m:ctrlPr>
+        </m:oMathPr>
         <m:sSub>
           <m:e>
             <m:r>
@@ -25615,6 +27075,14 @@
         <w:t xml:space="preserve">，</w:t>
       </w:r>
       <m:oMath>
+        <m:oMathPr>
+          <m:ctrlPr>
+            <w:rPr>
+              <w:sz w:val="28"/>
+              <w:szCs w:val="28"/>
+            </w:rPr>
+          </m:ctrlPr>
+        </m:oMathPr>
         <m:sSub>
           <m:e>
             <m:r>
@@ -25888,6 +27356,14 @@
         <w:t xml:space="preserve"> </w:t>
       </w:r>
       <m:oMath>
+        <m:oMathPr>
+          <m:ctrlPr>
+            <w:rPr>
+              <w:sz w:val="28"/>
+              <w:szCs w:val="28"/>
+            </w:rPr>
+          </m:ctrlPr>
+        </m:oMathPr>
         <m:r>
           <m:rPr>
             <m:sty m:val="p"/>
@@ -25941,6 +27417,14 @@
         <w:t xml:space="preserve">半电池，</w:t>
       </w:r>
       <m:oMath>
+        <m:oMathPr>
+          <m:ctrlPr>
+            <w:rPr>
+              <w:sz w:val="28"/>
+              <w:szCs w:val="28"/>
+            </w:rPr>
+          </m:ctrlPr>
+        </m:oMathPr>
         <m:sSub>
           <m:e>
             <m:r>
@@ -25997,6 +27481,14 @@
         <w:t xml:space="preserve">M，</w:t>
       </w:r>
       <m:oMath>
+        <m:oMathPr>
+          <m:ctrlPr>
+            <w:rPr>
+              <w:sz w:val="28"/>
+              <w:szCs w:val="28"/>
+            </w:rPr>
+          </m:ctrlPr>
+        </m:oMathPr>
         <m:sSub>
           <m:e>
             <m:r>
@@ -26038,8 +27530,8 @@
         <w:t xml:space="preserve">时的电动势。哪一极为负极？</w:t>
       </w:r>
     </w:p>
-    <w:bookmarkEnd w:id="35"/>
-    <w:bookmarkStart w:id="36" w:name="挑战题"/>
+    <w:bookmarkEnd w:id="41"/>
+    <w:bookmarkStart w:id="42" w:name="挑战题"/>
     <w:p>
       <w:pPr>
         <w:pStyle w:val="Heading3"/>
@@ -26079,6 +27571,14 @@
         <w:t xml:space="preserve"> </w:t>
       </w:r>
       <m:oMath>
+        <m:oMathPr>
+          <m:ctrlPr>
+            <w:rPr>
+              <w:sz w:val="28"/>
+              <w:szCs w:val="28"/>
+            </w:rPr>
+          </m:ctrlPr>
+        </m:oMathPr>
         <m:r>
           <m:rPr>
             <m:sty m:val="p"/>
@@ -26326,6 +27826,14 @@
         </w:numPr>
       </w:pPr>
       <m:oMath>
+        <m:oMathPr>
+          <m:ctrlPr>
+            <w:rPr>
+              <w:sz w:val="28"/>
+              <w:szCs w:val="28"/>
+            </w:rPr>
+          </m:ctrlPr>
+        </m:oMathPr>
         <m:sSup>
           <m:e>
             <m:r>
@@ -26427,6 +27935,14 @@
         <w:t xml:space="preserve">V，</w:t>
       </w:r>
       <m:oMath>
+        <m:oMathPr>
+          <m:ctrlPr>
+            <w:rPr>
+              <w:sz w:val="28"/>
+              <w:szCs w:val="28"/>
+            </w:rPr>
+          </m:ctrlPr>
+        </m:oMathPr>
         <m:sSup>
           <m:e>
             <m:r>
@@ -26687,6 +28203,14 @@
         <w:t xml:space="preserve">不随温度变化，</w:t>
       </w:r>
       <m:oMath>
+        <m:oMathPr>
+          <m:ctrlPr>
+            <w:rPr>
+              <w:sz w:val="28"/>
+              <w:szCs w:val="28"/>
+            </w:rPr>
+          </m:ctrlPr>
+        </m:oMathPr>
         <m:r>
           <m:rPr>
             <m:sty m:val="p"/>
@@ -26776,6 +28300,14 @@
         <w:t xml:space="preserve"> </w:t>
       </w:r>
       <m:oMath>
+        <m:oMathPr>
+          <m:ctrlPr>
+            <w:rPr>
+              <w:sz w:val="28"/>
+              <w:szCs w:val="28"/>
+            </w:rPr>
+          </m:ctrlPr>
+        </m:oMathPr>
         <m:r>
           <m:rPr>
             <m:sty m:val="p"/>
@@ -26922,6 +28454,14 @@
         <w:t xml:space="preserve"> </w:t>
       </w:r>
       <m:oMath>
+        <m:oMathPr>
+          <m:ctrlPr>
+            <w:rPr>
+              <w:sz w:val="28"/>
+              <w:szCs w:val="28"/>
+            </w:rPr>
+          </m:ctrlPr>
+        </m:oMathPr>
         <m:sSub>
           <m:e>
             <m:r>
@@ -26979,6 +28519,14 @@
         <w:t xml:space="preserve"> </w:t>
       </w:r>
       <m:oMath>
+        <m:oMathPr>
+          <m:ctrlPr>
+            <w:rPr>
+              <w:sz w:val="28"/>
+              <w:szCs w:val="28"/>
+            </w:rPr>
+          </m:ctrlPr>
+        </m:oMathPr>
         <m:sSub>
           <m:e>
             <m:r>
@@ -27152,6 +28700,14 @@
         <w:t xml:space="preserve"> </w:t>
       </w:r>
       <m:oMath>
+        <m:oMathPr>
+          <m:ctrlPr>
+            <w:rPr>
+              <w:sz w:val="28"/>
+              <w:szCs w:val="28"/>
+            </w:rPr>
+          </m:ctrlPr>
+        </m:oMathPr>
         <m:r>
           <m:rPr>
             <m:sty m:val="p"/>
@@ -27232,6 +28788,14 @@
         <w:t xml:space="preserve"> </w:t>
       </w:r>
       <m:oMath>
+        <m:oMathPr>
+          <m:ctrlPr>
+            <w:rPr>
+              <w:sz w:val="28"/>
+              <w:szCs w:val="28"/>
+            </w:rPr>
+          </m:ctrlPr>
+        </m:oMathPr>
         <m:sSup>
           <m:e>
             <m:r>
@@ -27273,6 +28837,14 @@
         <w:t xml:space="preserve">V（标准状态，</w:t>
       </w:r>
       <m:oMath>
+        <m:oMathPr>
+          <m:ctrlPr>
+            <w:rPr>
+              <w:sz w:val="28"/>
+              <w:szCs w:val="28"/>
+            </w:rPr>
+          </m:ctrlPr>
+        </m:oMathPr>
         <m:r>
           <m:rPr>
             <m:sty m:val="p"/>
@@ -27323,6 +28895,14 @@
         <w:t xml:space="preserve">M）。</w:t>
       </w:r>
       <m:oMath>
+        <m:oMathPr>
+          <m:ctrlPr>
+            <w:rPr>
+              <w:sz w:val="28"/>
+              <w:szCs w:val="28"/>
+            </w:rPr>
+          </m:ctrlPr>
+        </m:oMathPr>
         <m:r>
           <m:rPr>
             <m:sty m:val="p"/>
@@ -27385,6 +28965,14 @@
         <w:t xml:space="preserve"> </w:t>
       </w:r>
       <m:oMath>
+        <m:oMathPr>
+          <m:ctrlPr>
+            <w:rPr>
+              <w:sz w:val="28"/>
+              <w:szCs w:val="28"/>
+            </w:rPr>
+          </m:ctrlPr>
+        </m:oMathPr>
         <m:sSub>
           <m:e>
             <m:r>
@@ -27442,6 +29030,14 @@
         <w:t xml:space="preserve">，</w:t>
       </w:r>
       <m:oMath>
+        <m:oMathPr>
+          <m:ctrlPr>
+            <w:rPr>
+              <w:sz w:val="28"/>
+              <w:szCs w:val="28"/>
+            </w:rPr>
+          </m:ctrlPr>
+        </m:oMathPr>
         <m:r>
           <m:rPr>
             <m:sty m:val="p"/>
@@ -27504,6 +29100,14 @@
         <w:t xml:space="preserve"> </w:t>
       </w:r>
       <m:oMath>
+        <m:oMathPr>
+          <m:ctrlPr>
+            <w:rPr>
+              <w:sz w:val="28"/>
+              <w:szCs w:val="28"/>
+            </w:rPr>
+          </m:ctrlPr>
+        </m:oMathPr>
         <m:sSub>
           <m:e>
             <m:r>
@@ -27576,6 +29180,14 @@
         <w:t xml:space="preserve"> pH = 7、</w:t>
       </w:r>
       <m:oMath>
+        <m:oMathPr>
+          <m:ctrlPr>
+            <w:rPr>
+              <w:sz w:val="28"/>
+              <w:szCs w:val="28"/>
+            </w:rPr>
+          </m:ctrlPr>
+        </m:oMathPr>
         <m:r>
           <m:rPr>
             <m:sty m:val="p"/>
@@ -27716,6 +29328,14 @@
         <w:t xml:space="preserve"> </w:t>
       </w:r>
       <m:oMath>
+        <m:oMathPr>
+          <m:ctrlPr>
+            <w:rPr>
+              <w:sz w:val="28"/>
+              <w:szCs w:val="28"/>
+            </w:rPr>
+          </m:ctrlPr>
+        </m:oMathPr>
         <m:r>
           <m:rPr>
             <m:sty m:val="p"/>
@@ -27881,6 +29501,14 @@
         <w:t xml:space="preserve"> </w:t>
       </w:r>
       <m:oMath>
+        <m:oMathPr>
+          <m:ctrlPr>
+            <w:rPr>
+              <w:sz w:val="28"/>
+              <w:szCs w:val="28"/>
+            </w:rPr>
+          </m:ctrlPr>
+        </m:oMathPr>
         <m:r>
           <m:t>E</m:t>
         </m:r>
@@ -27965,9 +29593,9 @@
         </w:pict>
       </w:r>
     </w:p>
-    <w:bookmarkEnd w:id="36"/>
-    <w:bookmarkEnd w:id="37"/>
-    <w:bookmarkStart w:id="38" w:name="九参考答案与提示"/>
+    <w:bookmarkEnd w:id="42"/>
+    <w:bookmarkEnd w:id="43"/>
+    <w:bookmarkStart w:id="44" w:name="九参考答案与提示"/>
     <w:p>
       <w:pPr>
         <w:pStyle w:val="Heading2"/>
@@ -27997,6 +29625,14 @@
         <w:t xml:space="preserve">：</w:t>
       </w:r>
       <m:oMath>
+        <m:oMathPr>
+          <m:ctrlPr>
+            <w:rPr>
+              <w:sz w:val="28"/>
+              <w:szCs w:val="28"/>
+            </w:rPr>
+          </m:ctrlPr>
+        </m:oMathPr>
         <m:sSub>
           <m:e>
             <m:r>
@@ -28158,6 +29794,14 @@
         <w:pStyle w:val="BodyText"/>
       </w:pPr>
       <m:oMath>
+        <m:oMathPr>
+          <m:ctrlPr>
+            <w:rPr>
+              <w:sz w:val="28"/>
+              <w:szCs w:val="28"/>
+            </w:rPr>
+          </m:ctrlPr>
+        </m:oMathPr>
         <m:sSub>
           <m:e>
             <m:r>
@@ -28314,6 +29958,14 @@
         <w:t xml:space="preserve">：</w:t>
       </w:r>
       <m:oMath>
+        <m:oMathPr>
+          <m:ctrlPr>
+            <w:rPr>
+              <w:sz w:val="28"/>
+              <w:szCs w:val="28"/>
+            </w:rPr>
+          </m:ctrlPr>
+        </m:oMathPr>
         <m:r>
           <m:rPr>
             <m:sty m:val="p"/>
@@ -28511,6 +30163,14 @@
         <w:pStyle w:val="BodyText"/>
       </w:pPr>
       <m:oMath>
+        <m:oMathPr>
+          <m:ctrlPr>
+            <w:rPr>
+              <w:sz w:val="28"/>
+              <w:szCs w:val="28"/>
+            </w:rPr>
+          </m:ctrlPr>
+        </m:oMathPr>
         <m:r>
           <m:t>E</m:t>
         </m:r>
@@ -28781,6 +30441,14 @@
         <w:pStyle w:val="BodyText"/>
       </w:pPr>
       <m:oMath>
+        <m:oMathPr>
+          <m:ctrlPr>
+            <w:rPr>
+              <w:sz w:val="28"/>
+              <w:szCs w:val="28"/>
+            </w:rPr>
+          </m:ctrlPr>
+        </m:oMathPr>
         <m:r>
           <m:rPr>
             <m:sty m:val="p"/>
@@ -28972,6 +30640,14 @@
         <w:t xml:space="preserve">：</w:t>
       </w:r>
       <m:oMath>
+        <m:oMathPr>
+          <m:ctrlPr>
+            <w:rPr>
+              <w:sz w:val="28"/>
+              <w:szCs w:val="28"/>
+            </w:rPr>
+          </m:ctrlPr>
+        </m:oMathPr>
         <m:r>
           <m:t>d</m:t>
         </m:r>
@@ -29097,6 +30773,14 @@
         <w:t xml:space="preserve"> </w:t>
       </w:r>
       <m:oMath>
+        <m:oMathPr>
+          <m:ctrlPr>
+            <w:rPr>
+              <w:sz w:val="28"/>
+              <w:szCs w:val="28"/>
+            </w:rPr>
+          </m:ctrlPr>
+        </m:oMathPr>
         <m:r>
           <m:rPr>
             <m:sty m:val="p"/>
@@ -29180,6 +30864,14 @@
         <w:t xml:space="preserve"> </w:t>
       </w:r>
       <m:oMath>
+        <m:oMathPr>
+          <m:ctrlPr>
+            <w:rPr>
+              <w:sz w:val="28"/>
+              <w:szCs w:val="28"/>
+            </w:rPr>
+          </m:ctrlPr>
+        </m:oMathPr>
         <m:r>
           <m:t>v</m:t>
         </m:r>
@@ -29275,6 +30967,14 @@
         <w:t xml:space="preserve">：</w:t>
       </w:r>
       <m:oMath>
+        <m:oMathPr>
+          <m:ctrlPr>
+            <w:rPr>
+              <w:sz w:val="28"/>
+              <w:szCs w:val="28"/>
+            </w:rPr>
+          </m:ctrlPr>
+        </m:oMathPr>
         <m:r>
           <m:rPr>
             <m:sty m:val="p"/>
@@ -29465,6 +31165,14 @@
         <w:t xml:space="preserve">，</w:t>
       </w:r>
       <m:oMath>
+        <m:oMathPr>
+          <m:ctrlPr>
+            <w:rPr>
+              <w:sz w:val="28"/>
+              <w:szCs w:val="28"/>
+            </w:rPr>
+          </m:ctrlPr>
+        </m:oMathPr>
         <m:sSub>
           <m:e>
             <m:r>
@@ -29634,6 +31342,14 @@
         <w:t xml:space="preserve">：</w:t>
       </w:r>
       <m:oMath>
+        <m:oMathPr>
+          <m:ctrlPr>
+            <w:rPr>
+              <w:sz w:val="28"/>
+              <w:szCs w:val="28"/>
+            </w:rPr>
+          </m:ctrlPr>
+        </m:oMathPr>
         <m:sSub>
           <m:e>
             <m:r>
@@ -29752,6 +31468,14 @@
         <w:t xml:space="preserve"> </w:t>
       </w:r>
       <m:oMath>
+        <m:oMathPr>
+          <m:ctrlPr>
+            <w:rPr>
+              <w:sz w:val="28"/>
+              <w:szCs w:val="28"/>
+            </w:rPr>
+          </m:ctrlPr>
+        </m:oMathPr>
         <m:sSub>
           <m:e>
             <m:r>
@@ -29835,6 +31559,14 @@
         <w:t xml:space="preserve">：</w:t>
       </w:r>
       <m:oMath>
+        <m:oMathPr>
+          <m:ctrlPr>
+            <w:rPr>
+              <w:sz w:val="28"/>
+              <w:szCs w:val="28"/>
+            </w:rPr>
+          </m:ctrlPr>
+        </m:oMathPr>
         <m:r>
           <m:t>E</m:t>
         </m:r>
@@ -29973,6 +31705,14 @@
         <w:t xml:space="preserve"> </w:t>
       </w:r>
       <m:oMath>
+        <m:oMathPr>
+          <m:ctrlPr>
+            <w:rPr>
+              <w:sz w:val="28"/>
+              <w:szCs w:val="28"/>
+            </w:rPr>
+          </m:ctrlPr>
+        </m:oMathPr>
         <m:sSub>
           <m:e>
             <m:r>
@@ -30081,6 +31821,14 @@
         <w:t xml:space="preserve"> </w:t>
       </w:r>
       <m:oMath>
+        <m:oMathPr>
+          <m:ctrlPr>
+            <w:rPr>
+              <w:sz w:val="28"/>
+              <w:szCs w:val="28"/>
+            </w:rPr>
+          </m:ctrlPr>
+        </m:oMathPr>
         <m:r>
           <m:rPr>
             <m:sty m:val="p"/>
@@ -30152,6 +31900,14 @@
         <w:t xml:space="preserve">，</w:t>
       </w:r>
       <m:oMath>
+        <m:oMathPr>
+          <m:ctrlPr>
+            <w:rPr>
+              <w:sz w:val="28"/>
+              <w:szCs w:val="28"/>
+            </w:rPr>
+          </m:ctrlPr>
+        </m:oMathPr>
         <m:r>
           <m:t>K</m:t>
         </m:r>
@@ -30238,6 +31994,14 @@
         <w:t xml:space="preserve"> </w:t>
       </w:r>
       <m:oMath>
+        <m:oMathPr>
+          <m:ctrlPr>
+            <w:rPr>
+              <w:sz w:val="28"/>
+              <w:szCs w:val="28"/>
+            </w:rPr>
+          </m:ctrlPr>
+        </m:oMathPr>
         <m:r>
           <m:rPr>
             <m:sty m:val="p"/>
@@ -30443,8 +32207,8 @@
         </w:pict>
       </w:r>
     </w:p>
-    <w:bookmarkEnd w:id="38"/>
-    <w:bookmarkStart w:id="39" w:name="十延伸阅读"/>
+    <w:bookmarkEnd w:id="44"/>
+    <w:bookmarkStart w:id="45" w:name="十延伸阅读"/>
     <w:p>
       <w:pPr>
         <w:pStyle w:val="Heading2"/>
@@ -30786,8 +32550,8 @@
         <w:t xml:space="preserve">方程）、不展开非平衡态热力学、不展开过渡态理论完整推导。</w:t>
       </w:r>
     </w:p>
-    <w:bookmarkEnd w:id="39"/>
-    <w:bookmarkEnd w:id="40"/>
+    <w:bookmarkEnd w:id="45"/>
+    <w:bookmarkEnd w:id="46"/>
     <w:sectPr>
       <w:footerReference w:type="default" r:id="rId9"/>
       <w:footnotePr>

--- a/06-学生侧材料/讲义/2026-06-23-物化综合计算.docx
+++ b/06-学生侧材料/讲义/2026-06-23-物化综合计算.docx
@@ -191,30 +191,14 @@
     </w:p>
     <w:p>
       <w:pPr>
-        <w:pStyle w:val="BlockText"/>
+        <w:pStyle w:val="FirstParagraph"/>
       </w:pPr>
       <w:r>
-        <w:t xml:space="preserve">** </w:t>
-      </w:r>
-      <w:r>
-        <w:rPr>
-          <w:rFonts w:hint="eastAsia" w:eastAsia="SimSun" w:ascii="Times New Roman" w:hAnsi="Times New Roman"/>
-        </w:rPr>
-        <w:t xml:space="preserve">本讲假设</w:t>
-      </w:r>
-      <w:r>
-        <w:rPr>
-          <w:rFonts w:hint="eastAsia" w:eastAsia="SimSun" w:ascii="Times New Roman" w:hAnsi="Times New Roman"/>
+        <w:rPr>
           <w:b/>
           <w:bCs/>
         </w:rPr>
-        <w:t xml:space="preserve">：学生已在前三轮系统学过热力学、电化学、动力学各模块基础。本讲不做概念回顾，只做</w:t>
-      </w:r>
-      <w:r>
-        <w:rPr>
-          <w:rFonts w:hint="eastAsia" w:eastAsia="SimSun" w:ascii="Times New Roman" w:hAnsi="Times New Roman"/>
-        </w:rPr>
-        <w:t xml:space="preserve">跨模块计算链搭建</w:t>
+        <w:t xml:space="preserve">⚠️ </w:t>
       </w:r>
       <w:r>
         <w:rPr>
@@ -222,13 +206,38 @@
           <w:b/>
           <w:bCs/>
         </w:rPr>
+        <w:t xml:space="preserve">本讲假设</w:t>
+      </w:r>
+      <w:r>
+        <w:rPr>
+          <w:rFonts w:hint="eastAsia" w:eastAsia="SimSun" w:ascii="Times New Roman" w:hAnsi="Times New Roman"/>
+        </w:rPr>
+        <w:t xml:space="preserve">：学生已在前三轮系统学过热力学、电化学、动力学各模块基础。本讲不做概念回顾，只做</w:t>
+      </w:r>
+      <w:r>
+        <w:rPr>
+          <w:rFonts w:hint="eastAsia" w:eastAsia="SimSun" w:ascii="Times New Roman" w:hAnsi="Times New Roman"/>
+          <w:b/>
+          <w:bCs/>
+        </w:rPr>
+        <w:t xml:space="preserve">跨模块计算链搭建</w:t>
+      </w:r>
+      <w:r>
+        <w:rPr>
+          <w:rFonts w:hint="eastAsia" w:eastAsia="SimSun" w:ascii="Times New Roman" w:hAnsi="Times New Roman"/>
+        </w:rPr>
         <w:t xml:space="preserve">和</w:t>
       </w:r>
       <w:r>
         <w:rPr>
           <w:rFonts w:hint="eastAsia" w:eastAsia="SimSun" w:ascii="Times New Roman" w:hAnsi="Times New Roman"/>
-        </w:rPr>
-        <w:t xml:space="preserve">竞赛级综合题实战**。</w:t>
+          <w:b/>
+          <w:bCs/>
+        </w:rPr>
+        <w:t xml:space="preserve">竞赛级综合题实战</w:t>
+      </w:r>
+      <w:r>
+        <w:t xml:space="preserve">。</w:t>
       </w:r>
     </w:p>
     <w:p>
@@ -1270,8 +1279,15 @@
     </w:tbl>
     <w:p>
       <w:pPr>
-        <w:pStyle w:val="BlockText"/>
+        <w:pStyle w:val="BodyText"/>
       </w:pPr>
+      <w:r>
+        <w:rPr>
+          <w:b/>
+          <w:bCs/>
+        </w:rPr>
+        <w:t xml:space="preserve">💡 </w:t>
+      </w:r>
       <w:r>
         <w:rPr>
           <w:rFonts w:hint="eastAsia" w:eastAsia="SimSun" w:ascii="Times New Roman" w:hAnsi="Times New Roman"/>
@@ -3712,10 +3728,10 @@
     </w:p>
     <w:p>
       <w:pPr>
-        <w:pStyle w:val="BlockText"/>
+        <w:pStyle w:val="FirstParagraph"/>
       </w:pPr>
       <w:r>
-        <w:t xml:space="preserve">2024 </w:t>
+        <w:t xml:space="preserve">⚠️ 2024 </w:t>
       </w:r>
       <w:r>
         <w:rPr>
@@ -3764,7 +3780,7 @@
     </w:p>
     <w:p>
       <w:pPr>
-        <w:pStyle w:val="FirstParagraph"/>
+        <w:pStyle w:val="BodyText"/>
       </w:pPr>
       <w:r>
         <w:rPr>
@@ -6934,8 +6950,14 @@
     </w:p>
     <w:p>
       <w:pPr>
-        <w:pStyle w:val="BlockText"/>
+        <w:pStyle w:val="BodyText"/>
       </w:pPr>
+      <w:r>
+        <w:t xml:space="preserve">⚠️</w:t>
+      </w:r>
+      <w:r>
+        <w:t xml:space="preserve"> </w:t>
+      </w:r>
       <w:r>
         <w:rPr>
           <w:rFonts w:hint="eastAsia" w:eastAsia="SimSun" w:ascii="Times New Roman" w:hAnsi="Times New Roman"/>
@@ -8383,8 +8405,15 @@
     </w:tbl>
     <w:p>
       <w:pPr>
-        <w:pStyle w:val="BlockText"/>
+        <w:pStyle w:val="BodyText"/>
       </w:pPr>
+      <w:r>
+        <w:rPr>
+          <w:b/>
+          <w:bCs/>
+        </w:rPr>
+        <w:t xml:space="preserve">💡 </w:t>
+      </w:r>
       <w:r>
         <w:rPr>
           <w:rFonts w:hint="eastAsia" w:eastAsia="SimSun" w:ascii="Times New Roman" w:hAnsi="Times New Roman"/>
@@ -9496,8 +9525,15 @@
     </w:p>
     <w:p>
       <w:pPr>
-        <w:pStyle w:val="BlockText"/>
+        <w:pStyle w:val="BodyText"/>
       </w:pPr>
+      <w:r>
+        <w:rPr>
+          <w:b/>
+          <w:bCs/>
+        </w:rPr>
+        <w:t xml:space="preserve">💡 </w:t>
+      </w:r>
       <w:r>
         <w:rPr>
           <w:rFonts w:hint="eastAsia" w:eastAsia="SimSun" w:ascii="Times New Roman" w:hAnsi="Times New Roman"/>
@@ -9644,7 +9680,7 @@
     </w:p>
     <w:p>
       <w:pPr>
-        <w:pStyle w:val="FirstParagraph"/>
+        <w:pStyle w:val="BodyText"/>
         <w:jc w:val="center"/>
       </w:pPr>
       <w:r>
@@ -10348,8 +10384,14 @@
     </w:p>
     <w:p>
       <w:pPr>
-        <w:pStyle w:val="BlockText"/>
+        <w:pStyle w:val="FirstParagraph"/>
       </w:pPr>
+      <w:r>
+        <w:t xml:space="preserve">⚠️</w:t>
+      </w:r>
+      <w:r>
+        <w:t xml:space="preserve"> </w:t>
+      </w:r>
       <w:r>
         <w:rPr>
           <w:rFonts w:hint="eastAsia" w:eastAsia="SimSun" w:ascii="Times New Roman" w:hAnsi="Times New Roman"/>
@@ -13162,8 +13204,14 @@
     </w:p>
     <w:p>
       <w:pPr>
-        <w:pStyle w:val="BlockText"/>
+        <w:pStyle w:val="FirstParagraph"/>
       </w:pPr>
+      <w:r>
+        <w:t xml:space="preserve">⚠️</w:t>
+      </w:r>
+      <w:r>
+        <w:t xml:space="preserve"> </w:t>
+      </w:r>
       <w:r>
         <w:rPr>
           <w:rFonts w:hint="eastAsia" w:eastAsia="SimSun" w:ascii="Times New Roman" w:hAnsi="Times New Roman"/>
@@ -16759,8 +16807,15 @@
     </w:p>
     <w:p>
       <w:pPr>
-        <w:pStyle w:val="BlockText"/>
+        <w:pStyle w:val="BodyText"/>
       </w:pPr>
+      <w:r>
+        <w:rPr>
+          <w:b/>
+          <w:bCs/>
+        </w:rPr>
+        <w:t xml:space="preserve">💡 </w:t>
+      </w:r>
       <w:r>
         <w:rPr>
           <w:rFonts w:hint="eastAsia" w:eastAsia="SimSun" w:ascii="Times New Roman" w:hAnsi="Times New Roman"/>
@@ -20416,8 +20471,14 @@
     </w:p>
     <w:p>
       <w:pPr>
-        <w:pStyle w:val="BlockText"/>
+        <w:pStyle w:val="FirstParagraph"/>
       </w:pPr>
+      <w:r>
+        <w:t xml:space="preserve">⚠️</w:t>
+      </w:r>
+      <w:r>
+        <w:t xml:space="preserve"> </w:t>
+      </w:r>
       <w:r>
         <w:rPr>
           <w:rFonts w:hint="eastAsia" w:eastAsia="SimSun" w:ascii="Times New Roman" w:hAnsi="Times New Roman"/>
@@ -23869,8 +23930,15 @@
     </w:p>
     <w:p>
       <w:pPr>
-        <w:pStyle w:val="BlockText"/>
+        <w:pStyle w:val="BodyText"/>
       </w:pPr>
+      <w:r>
+        <w:rPr>
+          <w:b/>
+          <w:bCs/>
+        </w:rPr>
+        <w:t xml:space="preserve">💡 </w:t>
+      </w:r>
       <w:r>
         <w:rPr>
           <w:rFonts w:hint="eastAsia" w:eastAsia="SimSun" w:ascii="Times New Roman" w:hAnsi="Times New Roman"/>
